--- a/day05/Professional Portfolio word2.docx
+++ b/day05/Professional Portfolio word2.docx
@@ -3534,8 +3534,6 @@
         <w:lastRenderedPageBreak/>
         <w:t>Day 05</w:t>
       </w:r>
-      <w:bookmarkStart w:id="0" w:name="_GoBack"/>
-      <w:bookmarkEnd w:id="0"/>
     </w:p>
     <w:p>
       <w:pPr>
@@ -3698,14 +3696,7 @@
           <w:rFonts w:ascii="Arial" w:hAnsi="Arial" w:cs="Arial"/>
           <w:color w:val="4472C4" w:themeColor="accent1"/>
         </w:rPr>
-        <w:t>i</w:t>
-      </w:r>
-      <w:r>
-        <w:rPr>
-          <w:rFonts w:ascii="Arial" w:hAnsi="Arial" w:cs="Arial"/>
-          <w:color w:val="4472C4" w:themeColor="accent1"/>
-        </w:rPr>
-        <w:t>mplementation Phase: Featured Projects (HTML Structure)</w:t>
+        <w:t>implementation Phase: Featured Projects (HTML Structure)</w:t>
       </w:r>
     </w:p>
     <w:p>
@@ -4199,6 +4190,3224 @@
         </w:rPr>
         <w:t xml:space="preserve"> section title. By avoiding excessive nesting, I created a cleaner, more accessible structure.</w:t>
       </w:r>
+    </w:p>
+    <w:p>
+      <w:pPr>
+        <w:pStyle w:val="NormalWeb"/>
+        <w:rPr>
+          <w:rFonts w:ascii="Arial" w:hAnsi="Arial" w:cs="Arial"/>
+        </w:rPr>
+      </w:pPr>
+    </w:p>
+    <w:p>
+      <w:pPr>
+        <w:pStyle w:val="NormalWeb"/>
+        <w:rPr>
+          <w:rFonts w:ascii="Arial" w:hAnsi="Arial" w:cs="Arial"/>
+        </w:rPr>
+      </w:pPr>
+    </w:p>
+    <w:p>
+      <w:pPr>
+        <w:pStyle w:val="NormalWeb"/>
+        <w:rPr>
+          <w:rFonts w:ascii="Arial" w:hAnsi="Arial" w:cs="Arial"/>
+        </w:rPr>
+      </w:pPr>
+    </w:p>
+    <w:p>
+      <w:pPr>
+        <w:spacing w:before="100" w:beforeAutospacing="1" w:after="100" w:afterAutospacing="1" w:line="240" w:lineRule="auto"/>
+        <w:rPr>
+          <w:rFonts w:ascii="Times New Roman" w:eastAsia="Times New Roman" w:hAnsi="Times New Roman" w:cs="Times New Roman"/>
+          <w:sz w:val="28"/>
+          <w:szCs w:val="28"/>
+          <w:lang w:eastAsia="en-GB"/>
+        </w:rPr>
+      </w:pPr>
+      <w:r>
+        <w:rPr>
+          <w:rFonts w:ascii="Times New Roman" w:eastAsia="Times New Roman" w:hAnsi="Times New Roman" w:cs="Times New Roman"/>
+          <w:sz w:val="28"/>
+          <w:szCs w:val="28"/>
+          <w:lang w:eastAsia="en-GB"/>
+        </w:rPr>
+        <w:lastRenderedPageBreak/>
+        <w:t>Day 0</w:t>
+      </w:r>
+      <w:r>
+        <w:rPr>
+          <w:rFonts w:ascii="Times New Roman" w:eastAsia="Times New Roman" w:hAnsi="Times New Roman" w:cs="Times New Roman"/>
+          <w:sz w:val="28"/>
+          <w:szCs w:val="28"/>
+          <w:lang w:eastAsia="en-GB"/>
+        </w:rPr>
+        <w:t>6</w:t>
+      </w:r>
+    </w:p>
+    <w:p>
+      <w:pPr>
+        <w:spacing w:before="100" w:beforeAutospacing="1" w:after="100" w:afterAutospacing="1" w:line="240" w:lineRule="auto"/>
+        <w:rPr>
+          <w:rFonts w:ascii="Times New Roman" w:eastAsia="Times New Roman" w:hAnsi="Times New Roman" w:cs="Times New Roman"/>
+          <w:sz w:val="24"/>
+          <w:szCs w:val="24"/>
+          <w:lang w:eastAsia="en-GB"/>
+        </w:rPr>
+      </w:pPr>
+      <w:r>
+        <w:rPr>
+          <w:rFonts w:ascii="Times New Roman" w:eastAsia="Times New Roman" w:hAnsi="Times New Roman" w:cs="Times New Roman"/>
+          <w:sz w:val="24"/>
+          <w:szCs w:val="24"/>
+          <w:lang w:eastAsia="en-GB"/>
+        </w:rPr>
+        <w:t xml:space="preserve">Today marked the seventh day of development for my professional portfolio website. Building directly on top of the HTML structure established on Day 6 for the </w:t>
+      </w:r>
+      <w:r>
+        <w:rPr>
+          <w:rFonts w:ascii="Times New Roman" w:eastAsia="Times New Roman" w:hAnsi="Times New Roman" w:cs="Times New Roman"/>
+          <w:b/>
+          <w:bCs/>
+          <w:sz w:val="24"/>
+          <w:szCs w:val="24"/>
+          <w:lang w:eastAsia="en-GB"/>
+        </w:rPr>
+        <w:t>Featured Projects section</w:t>
+      </w:r>
+      <w:r>
+        <w:rPr>
+          <w:rFonts w:ascii="Times New Roman" w:eastAsia="Times New Roman" w:hAnsi="Times New Roman" w:cs="Times New Roman"/>
+          <w:sz w:val="24"/>
+          <w:szCs w:val="24"/>
+          <w:lang w:eastAsia="en-GB"/>
+        </w:rPr>
+        <w:t xml:space="preserve">, the primary objective for Day 7 was to implement the visual design, interactive animations, and JavaScript logic. </w:t>
+      </w:r>
+    </w:p>
+    <w:p>
+      <w:pPr>
+        <w:spacing w:before="100" w:beforeAutospacing="1" w:after="100" w:afterAutospacing="1" w:line="240" w:lineRule="auto"/>
+        <w:rPr>
+          <w:rFonts w:ascii="Times New Roman" w:eastAsia="Times New Roman" w:hAnsi="Times New Roman" w:cs="Times New Roman"/>
+          <w:sz w:val="24"/>
+          <w:szCs w:val="24"/>
+          <w:lang w:eastAsia="en-GB"/>
+        </w:rPr>
+      </w:pPr>
+      <w:r>
+        <w:rPr>
+          <w:rFonts w:ascii="Times New Roman" w:eastAsia="Times New Roman" w:hAnsi="Times New Roman" w:cs="Times New Roman"/>
+          <w:sz w:val="24"/>
+          <w:szCs w:val="24"/>
+          <w:lang w:eastAsia="en-GB"/>
+        </w:rPr>
+        <w:t xml:space="preserve">Using custom CSS3 and vanilla JavaScript, I transformed the static project </w:t>
+      </w:r>
+      <w:proofErr w:type="spellStart"/>
+      <w:r>
+        <w:rPr>
+          <w:rFonts w:ascii="Times New Roman" w:eastAsia="Times New Roman" w:hAnsi="Times New Roman" w:cs="Times New Roman"/>
+          <w:sz w:val="24"/>
+          <w:szCs w:val="24"/>
+          <w:lang w:eastAsia="en-GB"/>
+        </w:rPr>
+        <w:t>markup</w:t>
+      </w:r>
+      <w:proofErr w:type="spellEnd"/>
+      <w:r>
+        <w:rPr>
+          <w:rFonts w:ascii="Times New Roman" w:eastAsia="Times New Roman" w:hAnsi="Times New Roman" w:cs="Times New Roman"/>
+          <w:sz w:val="24"/>
+          <w:szCs w:val="24"/>
+          <w:lang w:eastAsia="en-GB"/>
+        </w:rPr>
+        <w:t xml:space="preserve"> into an interactive, visually engaging showcase featuring smooth hover states, responsive dynamic layouts, image zoom effects, and clickable navigation handling. All core objectives for this section are now fully operational.</w:t>
+      </w:r>
+    </w:p>
+    <w:p>
+      <w:pPr>
+        <w:pStyle w:val="Heading4"/>
+        <w:rPr>
+          <w:color w:val="4472C4" w:themeColor="accent1"/>
+        </w:rPr>
+      </w:pPr>
+      <w:r>
+        <w:rPr>
+          <w:color w:val="4472C4" w:themeColor="accent1"/>
+        </w:rPr>
+        <w:t>2. Implementation Phase: Featured Projects (CSS Styling &amp; JavaScript)</w:t>
+      </w:r>
+    </w:p>
+    <w:p>
+      <w:pPr>
+        <w:pStyle w:val="NormalWeb"/>
+      </w:pPr>
+      <w:r>
+        <w:rPr>
+          <w:b/>
+          <w:bCs/>
+        </w:rPr>
+        <w:t>CSS Styling Execution:</w:t>
+      </w:r>
+    </w:p>
+    <w:p>
+      <w:pPr>
+        <w:pStyle w:val="NormalWeb"/>
+        <w:numPr>
+          <w:ilvl w:val="0"/>
+          <w:numId w:val="16"/>
+        </w:numPr>
+        <w:rPr>
+          <w:rFonts w:ascii="Arial" w:hAnsi="Arial" w:cs="Arial"/>
+        </w:rPr>
+      </w:pPr>
+      <w:r>
+        <w:rPr>
+          <w:rFonts w:ascii="Arial" w:hAnsi="Arial" w:cs="Arial"/>
+          <w:b/>
+          <w:bCs/>
+        </w:rPr>
+        <w:t>CSS Custom Properties (Design Tokens):</w:t>
+      </w:r>
+      <w:r>
+        <w:rPr>
+          <w:rFonts w:ascii="Arial" w:hAnsi="Arial" w:cs="Arial"/>
+        </w:rPr>
+        <w:t xml:space="preserve"> Maintained design consistency across the theme by leveraging global CSS root variables (</w:t>
+      </w:r>
+      <w:r>
+        <w:rPr>
+          <w:rStyle w:val="HTMLCode"/>
+          <w:rFonts w:ascii="Arial" w:hAnsi="Arial" w:cs="Arial"/>
+        </w:rPr>
+        <w:t>--primary: #00d4ff</w:t>
+      </w:r>
+      <w:r>
+        <w:rPr>
+          <w:rFonts w:ascii="Arial" w:hAnsi="Arial" w:cs="Arial"/>
+        </w:rPr>
+        <w:t xml:space="preserve">, </w:t>
+      </w:r>
+      <w:r>
+        <w:rPr>
+          <w:rStyle w:val="HTMLCode"/>
+          <w:rFonts w:ascii="Arial" w:hAnsi="Arial" w:cs="Arial"/>
+        </w:rPr>
+        <w:t>--accent: #a855f7</w:t>
+      </w:r>
+      <w:r>
+        <w:rPr>
+          <w:rFonts w:ascii="Arial" w:hAnsi="Arial" w:cs="Arial"/>
+        </w:rPr>
+        <w:t xml:space="preserve">, </w:t>
+      </w:r>
+      <w:r>
+        <w:rPr>
+          <w:rStyle w:val="HTMLCode"/>
+          <w:rFonts w:ascii="Arial" w:hAnsi="Arial" w:cs="Arial"/>
+        </w:rPr>
+        <w:t>--card-</w:t>
+      </w:r>
+      <w:proofErr w:type="spellStart"/>
+      <w:r>
+        <w:rPr>
+          <w:rStyle w:val="HTMLCode"/>
+          <w:rFonts w:ascii="Arial" w:hAnsi="Arial" w:cs="Arial"/>
+        </w:rPr>
+        <w:t>bg</w:t>
+      </w:r>
+      <w:proofErr w:type="spellEnd"/>
+      <w:r>
+        <w:rPr>
+          <w:rStyle w:val="HTMLCode"/>
+          <w:rFonts w:ascii="Arial" w:hAnsi="Arial" w:cs="Arial"/>
+        </w:rPr>
+        <w:t>: #1f1f1f</w:t>
+      </w:r>
+      <w:r>
+        <w:rPr>
+          <w:rFonts w:ascii="Arial" w:hAnsi="Arial" w:cs="Arial"/>
+        </w:rPr>
+        <w:t xml:space="preserve">, etc.). </w:t>
+      </w:r>
+    </w:p>
+    <w:p>
+      <w:pPr>
+        <w:pStyle w:val="NormalWeb"/>
+        <w:numPr>
+          <w:ilvl w:val="0"/>
+          <w:numId w:val="16"/>
+        </w:numPr>
+        <w:rPr>
+          <w:rFonts w:ascii="Arial" w:hAnsi="Arial" w:cs="Arial"/>
+        </w:rPr>
+      </w:pPr>
+      <w:r>
+        <w:rPr>
+          <w:rFonts w:ascii="Arial" w:hAnsi="Arial" w:cs="Arial"/>
+          <w:b/>
+          <w:bCs/>
+        </w:rPr>
+        <w:t>Gradient Typography:</w:t>
+      </w:r>
+      <w:r>
+        <w:rPr>
+          <w:rFonts w:ascii="Arial" w:hAnsi="Arial" w:cs="Arial"/>
+        </w:rPr>
+        <w:t xml:space="preserve"> Styled the section title (</w:t>
+      </w:r>
+      <w:r>
+        <w:rPr>
+          <w:rStyle w:val="HTMLCode"/>
+          <w:rFonts w:ascii="Arial" w:hAnsi="Arial" w:cs="Arial"/>
+        </w:rPr>
+        <w:t>&lt;h2&gt;</w:t>
+      </w:r>
+      <w:r>
+        <w:rPr>
+          <w:rFonts w:ascii="Arial" w:hAnsi="Arial" w:cs="Arial"/>
+        </w:rPr>
+        <w:t>) with a modern linear gradient text effect (</w:t>
+      </w:r>
+      <w:r>
+        <w:rPr>
+          <w:rStyle w:val="HTMLCode"/>
+          <w:rFonts w:ascii="Arial" w:hAnsi="Arial" w:cs="Arial"/>
+        </w:rPr>
+        <w:t>linear-</w:t>
+      </w:r>
+      <w:proofErr w:type="gramStart"/>
+      <w:r>
+        <w:rPr>
+          <w:rStyle w:val="HTMLCode"/>
+          <w:rFonts w:ascii="Arial" w:hAnsi="Arial" w:cs="Arial"/>
+        </w:rPr>
+        <w:t>gradient(</w:t>
+      </w:r>
+      <w:proofErr w:type="gramEnd"/>
+      <w:r>
+        <w:rPr>
+          <w:rStyle w:val="HTMLCode"/>
+          <w:rFonts w:ascii="Arial" w:hAnsi="Arial" w:cs="Arial"/>
+        </w:rPr>
+        <w:t>90deg, var(--primary), var(--accent))</w:t>
+      </w:r>
+      <w:r>
+        <w:rPr>
+          <w:rFonts w:ascii="Arial" w:hAnsi="Arial" w:cs="Arial"/>
+        </w:rPr>
+        <w:t xml:space="preserve">) utilizing </w:t>
+      </w:r>
+      <w:r>
+        <w:rPr>
+          <w:rStyle w:val="HTMLCode"/>
+          <w:rFonts w:ascii="Arial" w:hAnsi="Arial" w:cs="Arial"/>
+        </w:rPr>
+        <w:t>-</w:t>
+      </w:r>
+      <w:proofErr w:type="spellStart"/>
+      <w:r>
+        <w:rPr>
+          <w:rStyle w:val="HTMLCode"/>
+          <w:rFonts w:ascii="Arial" w:hAnsi="Arial" w:cs="Arial"/>
+        </w:rPr>
+        <w:t>webkit</w:t>
+      </w:r>
+      <w:proofErr w:type="spellEnd"/>
+      <w:r>
+        <w:rPr>
+          <w:rStyle w:val="HTMLCode"/>
+          <w:rFonts w:ascii="Arial" w:hAnsi="Arial" w:cs="Arial"/>
+        </w:rPr>
+        <w:t>-background-clip: text</w:t>
+      </w:r>
+      <w:r>
+        <w:rPr>
+          <w:rFonts w:ascii="Arial" w:hAnsi="Arial" w:cs="Arial"/>
+        </w:rPr>
+        <w:t xml:space="preserve">. </w:t>
+      </w:r>
+    </w:p>
+    <w:p>
+      <w:pPr>
+        <w:pStyle w:val="NormalWeb"/>
+        <w:numPr>
+          <w:ilvl w:val="0"/>
+          <w:numId w:val="16"/>
+        </w:numPr>
+        <w:rPr>
+          <w:rFonts w:ascii="Arial" w:hAnsi="Arial" w:cs="Arial"/>
+        </w:rPr>
+      </w:pPr>
+      <w:r>
+        <w:rPr>
+          <w:rFonts w:ascii="Arial" w:hAnsi="Arial" w:cs="Arial"/>
+          <w:b/>
+          <w:bCs/>
+        </w:rPr>
+        <w:t>Responsive Grid System:</w:t>
+      </w:r>
+      <w:r>
+        <w:rPr>
+          <w:rFonts w:ascii="Arial" w:hAnsi="Arial" w:cs="Arial"/>
+        </w:rPr>
+        <w:t xml:space="preserve"> Implemented CSS Grid using </w:t>
+      </w:r>
+      <w:proofErr w:type="gramStart"/>
+      <w:r>
+        <w:rPr>
+          <w:rStyle w:val="HTMLCode"/>
+          <w:rFonts w:ascii="Arial" w:hAnsi="Arial" w:cs="Arial"/>
+        </w:rPr>
+        <w:t>repeat(</w:t>
+      </w:r>
+      <w:proofErr w:type="gramEnd"/>
+      <w:r>
+        <w:rPr>
+          <w:rStyle w:val="HTMLCode"/>
+          <w:rFonts w:ascii="Arial" w:hAnsi="Arial" w:cs="Arial"/>
+        </w:rPr>
+        <w:t>auto-fit, minmax(320px, 1fr))</w:t>
+      </w:r>
+      <w:r>
+        <w:rPr>
+          <w:rFonts w:ascii="Arial" w:hAnsi="Arial" w:cs="Arial"/>
+        </w:rPr>
+        <w:t xml:space="preserve"> with a </w:t>
+      </w:r>
+      <w:r>
+        <w:rPr>
+          <w:rStyle w:val="HTMLCode"/>
+          <w:rFonts w:ascii="Arial" w:hAnsi="Arial" w:cs="Arial"/>
+        </w:rPr>
+        <w:t>25px</w:t>
+      </w:r>
+      <w:r>
+        <w:rPr>
+          <w:rFonts w:ascii="Arial" w:hAnsi="Arial" w:cs="Arial"/>
+        </w:rPr>
+        <w:t xml:space="preserve"> gap. This allows project cards to automatically wrap and resize down to 320px mobile viewports without needing rigid media query breakpoints. </w:t>
+      </w:r>
+    </w:p>
+    <w:p>
+      <w:pPr>
+        <w:pStyle w:val="NormalWeb"/>
+        <w:numPr>
+          <w:ilvl w:val="0"/>
+          <w:numId w:val="16"/>
+        </w:numPr>
+        <w:rPr>
+          <w:rFonts w:ascii="Arial" w:hAnsi="Arial" w:cs="Arial"/>
+        </w:rPr>
+      </w:pPr>
+      <w:r>
+        <w:rPr>
+          <w:rFonts w:ascii="Arial" w:hAnsi="Arial" w:cs="Arial"/>
+          <w:b/>
+          <w:bCs/>
+        </w:rPr>
+        <w:t>Interactive Project Cards:</w:t>
+      </w:r>
+      <w:r>
+        <w:rPr>
+          <w:rFonts w:ascii="Arial" w:hAnsi="Arial" w:cs="Arial"/>
+        </w:rPr>
+        <w:t xml:space="preserve"> </w:t>
+      </w:r>
+      <w:proofErr w:type="gramStart"/>
+      <w:r>
+        <w:rPr>
+          <w:rFonts w:ascii="Arial" w:hAnsi="Arial" w:cs="Arial"/>
+        </w:rPr>
+        <w:t xml:space="preserve">Styled </w:t>
+      </w:r>
+      <w:r>
+        <w:rPr>
+          <w:rStyle w:val="HTMLCode"/>
+          <w:rFonts w:ascii="Arial" w:hAnsi="Arial" w:cs="Arial"/>
+        </w:rPr>
+        <w:t>.project</w:t>
+      </w:r>
+      <w:proofErr w:type="gramEnd"/>
+      <w:r>
+        <w:rPr>
+          <w:rStyle w:val="HTMLCode"/>
+          <w:rFonts w:ascii="Arial" w:hAnsi="Arial" w:cs="Arial"/>
+        </w:rPr>
+        <w:t>-card</w:t>
+      </w:r>
+      <w:r>
+        <w:rPr>
+          <w:rFonts w:ascii="Arial" w:hAnsi="Arial" w:cs="Arial"/>
+        </w:rPr>
+        <w:t xml:space="preserve"> elements with rounded corners (</w:t>
+      </w:r>
+      <w:r>
+        <w:rPr>
+          <w:rStyle w:val="HTMLCode"/>
+          <w:rFonts w:ascii="Arial" w:hAnsi="Arial" w:cs="Arial"/>
+        </w:rPr>
+        <w:t>border-radius: 20px</w:t>
+      </w:r>
+      <w:r>
+        <w:rPr>
+          <w:rFonts w:ascii="Arial" w:hAnsi="Arial" w:cs="Arial"/>
+        </w:rPr>
+        <w:t>), subtle borders (</w:t>
+      </w:r>
+      <w:r>
+        <w:rPr>
+          <w:rStyle w:val="HTMLCode"/>
+          <w:rFonts w:ascii="Arial" w:hAnsi="Arial" w:cs="Arial"/>
+        </w:rPr>
+        <w:t>--border-soft</w:t>
+      </w:r>
+      <w:r>
+        <w:rPr>
+          <w:rFonts w:ascii="Arial" w:hAnsi="Arial" w:cs="Arial"/>
+        </w:rPr>
+        <w:t>), and dynamic transform transitions (</w:t>
+      </w:r>
+      <w:r>
+        <w:rPr>
+          <w:rStyle w:val="HTMLCode"/>
+          <w:rFonts w:ascii="Arial" w:hAnsi="Arial" w:cs="Arial"/>
+        </w:rPr>
+        <w:t>transition: all 0.4s ease</w:t>
+      </w:r>
+      <w:r>
+        <w:rPr>
+          <w:rFonts w:ascii="Arial" w:hAnsi="Arial" w:cs="Arial"/>
+        </w:rPr>
+        <w:t>). On hover, cards smoothly elevate upward (</w:t>
+      </w:r>
+      <w:proofErr w:type="spellStart"/>
+      <w:r>
+        <w:rPr>
+          <w:rStyle w:val="HTMLCode"/>
+          <w:rFonts w:ascii="Arial" w:hAnsi="Arial" w:cs="Arial"/>
+        </w:rPr>
+        <w:t>translateY</w:t>
+      </w:r>
+      <w:proofErr w:type="spellEnd"/>
+      <w:r>
+        <w:rPr>
+          <w:rStyle w:val="HTMLCode"/>
+          <w:rFonts w:ascii="Arial" w:hAnsi="Arial" w:cs="Arial"/>
+        </w:rPr>
+        <w:t>(-12px)</w:t>
+      </w:r>
+      <w:r>
+        <w:rPr>
+          <w:rFonts w:ascii="Arial" w:hAnsi="Arial" w:cs="Arial"/>
+        </w:rPr>
+        <w:t>) and display a glowing accent box-shadow (</w:t>
+      </w:r>
+      <w:proofErr w:type="spellStart"/>
+      <w:proofErr w:type="gramStart"/>
+      <w:r>
+        <w:rPr>
+          <w:rStyle w:val="HTMLCode"/>
+          <w:rFonts w:ascii="Arial" w:hAnsi="Arial" w:cs="Arial"/>
+        </w:rPr>
+        <w:t>rgba</w:t>
+      </w:r>
+      <w:proofErr w:type="spellEnd"/>
+      <w:r>
+        <w:rPr>
+          <w:rStyle w:val="HTMLCode"/>
+          <w:rFonts w:ascii="Arial" w:hAnsi="Arial" w:cs="Arial"/>
+        </w:rPr>
+        <w:t>(</w:t>
+      </w:r>
+      <w:proofErr w:type="gramEnd"/>
+      <w:r>
+        <w:rPr>
+          <w:rStyle w:val="HTMLCode"/>
+          <w:rFonts w:ascii="Arial" w:hAnsi="Arial" w:cs="Arial"/>
+        </w:rPr>
+        <w:t>168, 85, 247, 0.25)</w:t>
+      </w:r>
+      <w:r>
+        <w:rPr>
+          <w:rFonts w:ascii="Arial" w:hAnsi="Arial" w:cs="Arial"/>
+        </w:rPr>
+        <w:t xml:space="preserve">). </w:t>
+      </w:r>
+    </w:p>
+    <w:p>
+      <w:pPr>
+        <w:pStyle w:val="NormalWeb"/>
+        <w:numPr>
+          <w:ilvl w:val="0"/>
+          <w:numId w:val="16"/>
+        </w:numPr>
+        <w:rPr>
+          <w:rFonts w:ascii="Arial" w:hAnsi="Arial" w:cs="Arial"/>
+        </w:rPr>
+      </w:pPr>
+      <w:r>
+        <w:rPr>
+          <w:rFonts w:ascii="Arial" w:hAnsi="Arial" w:cs="Arial"/>
+          <w:b/>
+          <w:bCs/>
+        </w:rPr>
+        <w:t>Image Hover Micro-Interactions:</w:t>
+      </w:r>
+      <w:r>
+        <w:rPr>
+          <w:rFonts w:ascii="Arial" w:hAnsi="Arial" w:cs="Arial"/>
+        </w:rPr>
+        <w:t xml:space="preserve"> Applied </w:t>
+      </w:r>
+      <w:r>
+        <w:rPr>
+          <w:rStyle w:val="HTMLCode"/>
+          <w:rFonts w:ascii="Arial" w:hAnsi="Arial" w:cs="Arial"/>
+        </w:rPr>
+        <w:t>object-fit: cover</w:t>
+      </w:r>
+      <w:r>
+        <w:rPr>
+          <w:rFonts w:ascii="Arial" w:hAnsi="Arial" w:cs="Arial"/>
+        </w:rPr>
+        <w:t xml:space="preserve"> to project images for clean aspect ratio preservation, along with a subtle scale transformation (</w:t>
+      </w:r>
+      <w:r>
+        <w:rPr>
+          <w:rStyle w:val="HTMLCode"/>
+          <w:rFonts w:ascii="Arial" w:hAnsi="Arial" w:cs="Arial"/>
+        </w:rPr>
+        <w:t xml:space="preserve">transform: </w:t>
+      </w:r>
+      <w:proofErr w:type="gramStart"/>
+      <w:r>
+        <w:rPr>
+          <w:rStyle w:val="HTMLCode"/>
+          <w:rFonts w:ascii="Arial" w:hAnsi="Arial" w:cs="Arial"/>
+        </w:rPr>
+        <w:t>scale(</w:t>
+      </w:r>
+      <w:proofErr w:type="gramEnd"/>
+      <w:r>
+        <w:rPr>
+          <w:rStyle w:val="HTMLCode"/>
+          <w:rFonts w:ascii="Arial" w:hAnsi="Arial" w:cs="Arial"/>
+        </w:rPr>
+        <w:t>1.08)</w:t>
+      </w:r>
+      <w:r>
+        <w:rPr>
+          <w:rFonts w:ascii="Arial" w:hAnsi="Arial" w:cs="Arial"/>
+        </w:rPr>
+        <w:t xml:space="preserve">) on card hover. </w:t>
+      </w:r>
+    </w:p>
+    <w:p>
+      <w:pPr>
+        <w:pStyle w:val="NormalWeb"/>
+        <w:numPr>
+          <w:ilvl w:val="0"/>
+          <w:numId w:val="16"/>
+        </w:numPr>
+        <w:rPr>
+          <w:rFonts w:ascii="Arial" w:hAnsi="Arial" w:cs="Arial"/>
+        </w:rPr>
+      </w:pPr>
+      <w:r>
+        <w:rPr>
+          <w:rFonts w:ascii="Arial" w:hAnsi="Arial" w:cs="Arial"/>
+          <w:b/>
+          <w:bCs/>
+        </w:rPr>
+        <w:t>Button &amp; Tag Styling:</w:t>
+      </w:r>
+      <w:r>
+        <w:rPr>
+          <w:rFonts w:ascii="Arial" w:hAnsi="Arial" w:cs="Arial"/>
+        </w:rPr>
+        <w:t xml:space="preserve"> Added customized pill-shaped buttons (</w:t>
+      </w:r>
+      <w:r>
+        <w:rPr>
+          <w:rStyle w:val="HTMLCode"/>
+          <w:rFonts w:ascii="Arial" w:hAnsi="Arial" w:cs="Arial"/>
+        </w:rPr>
+        <w:t>border-radius: 50px</w:t>
+      </w:r>
+      <w:r>
+        <w:rPr>
+          <w:rFonts w:ascii="Arial" w:hAnsi="Arial" w:cs="Arial"/>
+        </w:rPr>
+        <w:t xml:space="preserve">) for project actions, including distinct styling for </w:t>
+      </w:r>
+      <w:proofErr w:type="spellStart"/>
+      <w:r>
+        <w:rPr>
+          <w:rFonts w:ascii="Arial" w:hAnsi="Arial" w:cs="Arial"/>
+        </w:rPr>
+        <w:t>Figma</w:t>
+      </w:r>
+      <w:proofErr w:type="spellEnd"/>
+      <w:r>
+        <w:rPr>
+          <w:rFonts w:ascii="Arial" w:hAnsi="Arial" w:cs="Arial"/>
+        </w:rPr>
+        <w:t xml:space="preserve"> project links </w:t>
+      </w:r>
+      <w:proofErr w:type="gramStart"/>
+      <w:r>
+        <w:rPr>
+          <w:rFonts w:ascii="Arial" w:hAnsi="Arial" w:cs="Arial"/>
+        </w:rPr>
+        <w:t>(</w:t>
+      </w:r>
+      <w:r>
+        <w:rPr>
+          <w:rStyle w:val="HTMLCode"/>
+          <w:rFonts w:ascii="Arial" w:hAnsi="Arial" w:cs="Arial"/>
+        </w:rPr>
+        <w:t>.</w:t>
+      </w:r>
+      <w:proofErr w:type="spellStart"/>
+      <w:r>
+        <w:rPr>
+          <w:rStyle w:val="HTMLCode"/>
+          <w:rFonts w:ascii="Arial" w:hAnsi="Arial" w:cs="Arial"/>
+        </w:rPr>
+        <w:t>btn</w:t>
+      </w:r>
+      <w:proofErr w:type="gramEnd"/>
+      <w:r>
+        <w:rPr>
+          <w:rStyle w:val="HTMLCode"/>
+          <w:rFonts w:ascii="Arial" w:hAnsi="Arial" w:cs="Arial"/>
+        </w:rPr>
+        <w:t>-figma</w:t>
+      </w:r>
+      <w:proofErr w:type="spellEnd"/>
+      <w:r>
+        <w:rPr>
+          <w:rFonts w:ascii="Arial" w:hAnsi="Arial" w:cs="Arial"/>
+        </w:rPr>
+        <w:t xml:space="preserve"> with </w:t>
+      </w:r>
+      <w:r>
+        <w:rPr>
+          <w:rStyle w:val="HTMLCode"/>
+          <w:rFonts w:ascii="Arial" w:hAnsi="Arial" w:cs="Arial"/>
+        </w:rPr>
+        <w:t>#10b981</w:t>
+      </w:r>
+      <w:r>
+        <w:rPr>
+          <w:rFonts w:ascii="Arial" w:hAnsi="Arial" w:cs="Arial"/>
+        </w:rPr>
+        <w:t xml:space="preserve"> accent background). </w:t>
+      </w:r>
+    </w:p>
+    <w:p>
+      <w:pPr>
+        <w:pStyle w:val="NormalWeb"/>
+        <w:rPr>
+          <w:rFonts w:ascii="Arial" w:hAnsi="Arial" w:cs="Arial"/>
+        </w:rPr>
+      </w:pPr>
+      <w:r>
+        <w:rPr>
+          <w:rFonts w:ascii="Arial" w:hAnsi="Arial" w:cs="Arial"/>
+          <w:b/>
+          <w:bCs/>
+        </w:rPr>
+        <w:t>JavaScript Logic Execution:</w:t>
+      </w:r>
+    </w:p>
+    <w:p>
+      <w:pPr>
+        <w:pStyle w:val="NormalWeb"/>
+        <w:numPr>
+          <w:ilvl w:val="0"/>
+          <w:numId w:val="18"/>
+        </w:numPr>
+        <w:rPr>
+          <w:rFonts w:ascii="Arial" w:hAnsi="Arial" w:cs="Arial"/>
+        </w:rPr>
+      </w:pPr>
+      <w:r>
+        <w:rPr>
+          <w:rFonts w:ascii="Arial" w:hAnsi="Arial" w:cs="Arial"/>
+          <w:b/>
+          <w:bCs/>
+        </w:rPr>
+        <w:t>Dynamic Card Click Handler:</w:t>
+      </w:r>
+      <w:r>
+        <w:rPr>
+          <w:rFonts w:ascii="Arial" w:hAnsi="Arial" w:cs="Arial"/>
+        </w:rPr>
+        <w:t xml:space="preserve"> Implemented an event listener attached </w:t>
+      </w:r>
+      <w:proofErr w:type="gramStart"/>
+      <w:r>
+        <w:rPr>
+          <w:rFonts w:ascii="Arial" w:hAnsi="Arial" w:cs="Arial"/>
+        </w:rPr>
+        <w:t xml:space="preserve">to </w:t>
+      </w:r>
+      <w:r>
+        <w:rPr>
+          <w:rStyle w:val="HTMLCode"/>
+          <w:rFonts w:ascii="Arial" w:eastAsiaTheme="majorEastAsia" w:hAnsi="Arial" w:cs="Arial"/>
+        </w:rPr>
+        <w:t>.project</w:t>
+      </w:r>
+      <w:proofErr w:type="gramEnd"/>
+      <w:r>
+        <w:rPr>
+          <w:rStyle w:val="HTMLCode"/>
+          <w:rFonts w:ascii="Arial" w:eastAsiaTheme="majorEastAsia" w:hAnsi="Arial" w:cs="Arial"/>
+        </w:rPr>
+        <w:t>-card</w:t>
+      </w:r>
+      <w:r>
+        <w:rPr>
+          <w:rFonts w:ascii="Arial" w:hAnsi="Arial" w:cs="Arial"/>
+        </w:rPr>
+        <w:t xml:space="preserve"> elements that contain a </w:t>
+      </w:r>
+      <w:r>
+        <w:rPr>
+          <w:rStyle w:val="HTMLCode"/>
+          <w:rFonts w:ascii="Arial" w:eastAsiaTheme="majorEastAsia" w:hAnsi="Arial" w:cs="Arial"/>
+        </w:rPr>
+        <w:t>data-link</w:t>
+      </w:r>
+      <w:r>
+        <w:rPr>
+          <w:rFonts w:ascii="Arial" w:hAnsi="Arial" w:cs="Arial"/>
+        </w:rPr>
+        <w:t xml:space="preserve"> attribute. </w:t>
+      </w:r>
+    </w:p>
+    <w:p>
+      <w:pPr>
+        <w:pStyle w:val="NormalWeb"/>
+        <w:numPr>
+          <w:ilvl w:val="0"/>
+          <w:numId w:val="18"/>
+        </w:numPr>
+        <w:rPr>
+          <w:rFonts w:ascii="Arial" w:hAnsi="Arial" w:cs="Arial"/>
+        </w:rPr>
+      </w:pPr>
+      <w:r>
+        <w:rPr>
+          <w:rFonts w:ascii="Arial" w:hAnsi="Arial" w:cs="Arial"/>
+          <w:b/>
+          <w:bCs/>
+        </w:rPr>
+        <w:t>Tab-Safe Navigation:</w:t>
+      </w:r>
+      <w:r>
+        <w:rPr>
+          <w:rFonts w:ascii="Arial" w:hAnsi="Arial" w:cs="Arial"/>
+        </w:rPr>
+        <w:t xml:space="preserve"> When a user clicks anywhere on a card, the script extracts the URL from </w:t>
+      </w:r>
+      <w:proofErr w:type="spellStart"/>
+      <w:proofErr w:type="gramStart"/>
+      <w:r>
+        <w:rPr>
+          <w:rStyle w:val="HTMLCode"/>
+          <w:rFonts w:ascii="Arial" w:eastAsiaTheme="majorEastAsia" w:hAnsi="Arial" w:cs="Arial"/>
+        </w:rPr>
+        <w:t>card.dataset</w:t>
+      </w:r>
+      <w:proofErr w:type="gramEnd"/>
+      <w:r>
+        <w:rPr>
+          <w:rStyle w:val="HTMLCode"/>
+          <w:rFonts w:ascii="Arial" w:eastAsiaTheme="majorEastAsia" w:hAnsi="Arial" w:cs="Arial"/>
+        </w:rPr>
+        <w:t>.link</w:t>
+      </w:r>
+      <w:proofErr w:type="spellEnd"/>
+      <w:r>
+        <w:rPr>
+          <w:rFonts w:ascii="Arial" w:hAnsi="Arial" w:cs="Arial"/>
+        </w:rPr>
+        <w:t xml:space="preserve"> and opens the target destination in a new browser tab (</w:t>
+      </w:r>
+      <w:proofErr w:type="spellStart"/>
+      <w:r>
+        <w:rPr>
+          <w:rStyle w:val="HTMLCode"/>
+          <w:rFonts w:ascii="Arial" w:eastAsiaTheme="majorEastAsia" w:hAnsi="Arial" w:cs="Arial"/>
+        </w:rPr>
+        <w:t>window.open</w:t>
+      </w:r>
+      <w:proofErr w:type="spellEnd"/>
+      <w:r>
+        <w:rPr>
+          <w:rStyle w:val="HTMLCode"/>
+          <w:rFonts w:ascii="Arial" w:eastAsiaTheme="majorEastAsia" w:hAnsi="Arial" w:cs="Arial"/>
+        </w:rPr>
+        <w:t>(</w:t>
+      </w:r>
+      <w:proofErr w:type="spellStart"/>
+      <w:r>
+        <w:rPr>
+          <w:rStyle w:val="HTMLCode"/>
+          <w:rFonts w:ascii="Arial" w:eastAsiaTheme="majorEastAsia" w:hAnsi="Arial" w:cs="Arial"/>
+        </w:rPr>
+        <w:t>targetUrl</w:t>
+      </w:r>
+      <w:proofErr w:type="spellEnd"/>
+      <w:r>
+        <w:rPr>
+          <w:rStyle w:val="HTMLCode"/>
+          <w:rFonts w:ascii="Arial" w:eastAsiaTheme="majorEastAsia" w:hAnsi="Arial" w:cs="Arial"/>
+        </w:rPr>
+        <w:t>, '_blank')</w:t>
+      </w:r>
+      <w:r>
+        <w:rPr>
+          <w:rFonts w:ascii="Arial" w:hAnsi="Arial" w:cs="Arial"/>
+        </w:rPr>
+        <w:t xml:space="preserve">). </w:t>
+      </w:r>
+    </w:p>
+    <w:p>
+      <w:pPr>
+        <w:pStyle w:val="Heading4"/>
+        <w:rPr>
+          <w:rFonts w:ascii="Arial" w:hAnsi="Arial" w:cs="Arial"/>
+          <w:color w:val="4472C4" w:themeColor="accent1"/>
+        </w:rPr>
+      </w:pPr>
+      <w:r>
+        <w:rPr>
+          <w:rFonts w:ascii="Arial" w:hAnsi="Arial" w:cs="Arial"/>
+          <w:color w:val="4472C4" w:themeColor="accent1"/>
+        </w:rPr>
+        <w:t>3. Technical Challenges &amp; Problem Solving</w:t>
+      </w:r>
+    </w:p>
+    <w:p>
+      <w:pPr>
+        <w:pStyle w:val="Heading4"/>
+        <w:rPr>
+          <w:rFonts w:ascii="Arial" w:hAnsi="Arial" w:cs="Arial"/>
+        </w:rPr>
+      </w:pPr>
+      <w:r>
+        <w:rPr>
+          <w:rFonts w:ascii="Arial" w:hAnsi="Arial" w:cs="Arial"/>
+        </w:rPr>
+        <w:t>Challenge 1: Preventing Image Overflow During Scale Animations</w:t>
+      </w:r>
+    </w:p>
+    <w:p>
+      <w:pPr>
+        <w:pStyle w:val="NormalWeb"/>
+        <w:rPr>
+          <w:rFonts w:ascii="Arial" w:hAnsi="Arial" w:cs="Arial"/>
+        </w:rPr>
+      </w:pPr>
+      <w:r>
+        <w:rPr>
+          <w:rFonts w:ascii="Arial" w:hAnsi="Arial" w:cs="Arial"/>
+          <w:b/>
+          <w:bCs/>
+        </w:rPr>
+        <w:t>The Problem:</w:t>
+      </w:r>
+      <w:r>
+        <w:rPr>
+          <w:rFonts w:ascii="Arial" w:hAnsi="Arial" w:cs="Arial"/>
+        </w:rPr>
+        <w:t xml:space="preserve"> When applying the zoom effect (</w:t>
+      </w:r>
+      <w:r>
+        <w:rPr>
+          <w:rStyle w:val="HTMLCode"/>
+          <w:rFonts w:ascii="Arial" w:eastAsiaTheme="majorEastAsia" w:hAnsi="Arial" w:cs="Arial"/>
+        </w:rPr>
+        <w:t xml:space="preserve">transform: </w:t>
+      </w:r>
+      <w:proofErr w:type="gramStart"/>
+      <w:r>
+        <w:rPr>
+          <w:rStyle w:val="HTMLCode"/>
+          <w:rFonts w:ascii="Arial" w:eastAsiaTheme="majorEastAsia" w:hAnsi="Arial" w:cs="Arial"/>
+        </w:rPr>
+        <w:t>scale(</w:t>
+      </w:r>
+      <w:proofErr w:type="gramEnd"/>
+      <w:r>
+        <w:rPr>
+          <w:rStyle w:val="HTMLCode"/>
+          <w:rFonts w:ascii="Arial" w:eastAsiaTheme="majorEastAsia" w:hAnsi="Arial" w:cs="Arial"/>
+        </w:rPr>
+        <w:t>1.08)</w:t>
+      </w:r>
+      <w:r>
+        <w:rPr>
+          <w:rFonts w:ascii="Arial" w:hAnsi="Arial" w:cs="Arial"/>
+        </w:rPr>
+        <w:t xml:space="preserve">) to project images on hover, the enlarged image burst out of the card container's rounded corners, breaking the card's visual boundary. </w:t>
+      </w:r>
+    </w:p>
+    <w:p>
+      <w:pPr>
+        <w:pStyle w:val="NormalWeb"/>
+        <w:rPr>
+          <w:rFonts w:ascii="Arial" w:hAnsi="Arial" w:cs="Arial"/>
+        </w:rPr>
+      </w:pPr>
+      <w:r>
+        <w:rPr>
+          <w:rFonts w:ascii="Arial" w:hAnsi="Arial" w:cs="Arial"/>
+          <w:b/>
+          <w:bCs/>
+        </w:rPr>
+        <w:t>The Solution:</w:t>
+      </w:r>
+      <w:r>
+        <w:rPr>
+          <w:rFonts w:ascii="Arial" w:hAnsi="Arial" w:cs="Arial"/>
+        </w:rPr>
+        <w:t xml:space="preserve"> Resolved this by explicitly declaring </w:t>
+      </w:r>
+      <w:r>
+        <w:rPr>
+          <w:rStyle w:val="HTMLCode"/>
+          <w:rFonts w:ascii="Arial" w:eastAsiaTheme="majorEastAsia" w:hAnsi="Arial" w:cs="Arial"/>
+        </w:rPr>
+        <w:t>overflow: hidden</w:t>
+      </w:r>
+      <w:r>
+        <w:rPr>
+          <w:rFonts w:ascii="Arial" w:hAnsi="Arial" w:cs="Arial"/>
+        </w:rPr>
+        <w:t xml:space="preserve"> on the </w:t>
+      </w:r>
+      <w:proofErr w:type="gramStart"/>
+      <w:r>
+        <w:rPr>
+          <w:rFonts w:ascii="Arial" w:hAnsi="Arial" w:cs="Arial"/>
+        </w:rPr>
+        <w:t xml:space="preserve">parent </w:t>
+      </w:r>
+      <w:r>
+        <w:rPr>
+          <w:rStyle w:val="HTMLCode"/>
+          <w:rFonts w:ascii="Arial" w:eastAsiaTheme="majorEastAsia" w:hAnsi="Arial" w:cs="Arial"/>
+        </w:rPr>
+        <w:t>.project</w:t>
+      </w:r>
+      <w:proofErr w:type="gramEnd"/>
+      <w:r>
+        <w:rPr>
+          <w:rStyle w:val="HTMLCode"/>
+          <w:rFonts w:ascii="Arial" w:eastAsiaTheme="majorEastAsia" w:hAnsi="Arial" w:cs="Arial"/>
+        </w:rPr>
+        <w:t>-card</w:t>
+      </w:r>
+      <w:r>
+        <w:rPr>
+          <w:rFonts w:ascii="Arial" w:hAnsi="Arial" w:cs="Arial"/>
+        </w:rPr>
+        <w:t xml:space="preserve"> styling rules. This forces child elements (including scaling images) to clip neatly inside the card's </w:t>
+      </w:r>
+      <w:r>
+        <w:rPr>
+          <w:rStyle w:val="HTMLCode"/>
+          <w:rFonts w:ascii="Arial" w:eastAsiaTheme="majorEastAsia" w:hAnsi="Arial" w:cs="Arial"/>
+        </w:rPr>
+        <w:t>20px</w:t>
+      </w:r>
+      <w:r>
+        <w:rPr>
+          <w:rFonts w:ascii="Arial" w:hAnsi="Arial" w:cs="Arial"/>
+        </w:rPr>
+        <w:t xml:space="preserve"> border radius during transition animations. </w:t>
+      </w:r>
+    </w:p>
+    <w:p>
+      <w:pPr>
+        <w:pStyle w:val="Heading4"/>
+        <w:rPr>
+          <w:rFonts w:ascii="Arial" w:hAnsi="Arial" w:cs="Arial"/>
+        </w:rPr>
+      </w:pPr>
+      <w:r>
+        <w:rPr>
+          <w:rFonts w:ascii="Arial" w:hAnsi="Arial" w:cs="Arial"/>
+        </w:rPr>
+        <w:t xml:space="preserve">Challenge 2: Card-Level </w:t>
+      </w:r>
+      <w:proofErr w:type="spellStart"/>
+      <w:r>
+        <w:rPr>
+          <w:rFonts w:ascii="Arial" w:hAnsi="Arial" w:cs="Arial"/>
+        </w:rPr>
+        <w:t>Clickability</w:t>
+      </w:r>
+      <w:proofErr w:type="spellEnd"/>
+      <w:r>
+        <w:rPr>
+          <w:rFonts w:ascii="Arial" w:hAnsi="Arial" w:cs="Arial"/>
+        </w:rPr>
+        <w:t xml:space="preserve"> vs. Specific Internal Button Links</w:t>
+      </w:r>
+    </w:p>
+    <w:p>
+      <w:pPr>
+        <w:pStyle w:val="NormalWeb"/>
+        <w:rPr>
+          <w:rFonts w:ascii="Arial" w:hAnsi="Arial" w:cs="Arial"/>
+        </w:rPr>
+      </w:pPr>
+      <w:r>
+        <w:rPr>
+          <w:rFonts w:ascii="Arial" w:hAnsi="Arial" w:cs="Arial"/>
+          <w:b/>
+          <w:bCs/>
+        </w:rPr>
+        <w:lastRenderedPageBreak/>
+        <w:t>The Problem:</w:t>
+      </w:r>
+      <w:r>
+        <w:rPr>
+          <w:rFonts w:ascii="Arial" w:hAnsi="Arial" w:cs="Arial"/>
+        </w:rPr>
+        <w:t xml:space="preserve"> Making an entire card clickable using JavaScript could potentially conflict with nested buttons inside the card or accidentally trigger unexpected navigations if a project card is missing a destination link. </w:t>
+      </w:r>
+    </w:p>
+    <w:p>
+      <w:pPr>
+        <w:pStyle w:val="NormalWeb"/>
+        <w:rPr>
+          <w:rFonts w:ascii="Arial" w:hAnsi="Arial" w:cs="Arial"/>
+        </w:rPr>
+      </w:pPr>
+      <w:r>
+        <w:rPr>
+          <w:rFonts w:ascii="Arial" w:hAnsi="Arial" w:cs="Arial"/>
+          <w:b/>
+          <w:bCs/>
+        </w:rPr>
+        <w:t>The Solution:</w:t>
+      </w:r>
+      <w:r>
+        <w:rPr>
+          <w:rFonts w:ascii="Arial" w:hAnsi="Arial" w:cs="Arial"/>
+        </w:rPr>
+        <w:t xml:space="preserve"> Used target-specific dataset queries (</w:t>
+      </w:r>
+      <w:proofErr w:type="spellStart"/>
+      <w:proofErr w:type="gramStart"/>
+      <w:r>
+        <w:rPr>
+          <w:rStyle w:val="HTMLCode"/>
+          <w:rFonts w:ascii="Arial" w:eastAsiaTheme="majorEastAsia" w:hAnsi="Arial" w:cs="Arial"/>
+        </w:rPr>
+        <w:t>document.querySelectorAll</w:t>
+      </w:r>
+      <w:proofErr w:type="spellEnd"/>
+      <w:proofErr w:type="gramEnd"/>
+      <w:r>
+        <w:rPr>
+          <w:rStyle w:val="HTMLCode"/>
+          <w:rFonts w:ascii="Arial" w:eastAsiaTheme="majorEastAsia" w:hAnsi="Arial" w:cs="Arial"/>
+        </w:rPr>
+        <w:t>('.project-card[data-link]')</w:t>
+      </w:r>
+      <w:r>
+        <w:rPr>
+          <w:rFonts w:ascii="Arial" w:hAnsi="Arial" w:cs="Arial"/>
+        </w:rPr>
+        <w:t xml:space="preserve">). By filtering the event listener setup to only run on cards explicitly assigned a </w:t>
+      </w:r>
+      <w:r>
+        <w:rPr>
+          <w:rStyle w:val="HTMLCode"/>
+          <w:rFonts w:ascii="Arial" w:eastAsiaTheme="majorEastAsia" w:hAnsi="Arial" w:cs="Arial"/>
+        </w:rPr>
+        <w:t>data-link</w:t>
+      </w:r>
+      <w:r>
+        <w:rPr>
+          <w:rFonts w:ascii="Arial" w:hAnsi="Arial" w:cs="Arial"/>
+        </w:rPr>
+        <w:t xml:space="preserve"> attribute, non-linked cards remain static while valid projects navigate cleanly in a new window (</w:t>
+      </w:r>
+      <w:r>
+        <w:rPr>
+          <w:rStyle w:val="HTMLCode"/>
+          <w:rFonts w:ascii="Arial" w:eastAsiaTheme="majorEastAsia" w:hAnsi="Arial" w:cs="Arial"/>
+        </w:rPr>
+        <w:t>_blank</w:t>
+      </w:r>
+      <w:r>
+        <w:rPr>
+          <w:rFonts w:ascii="Arial" w:hAnsi="Arial" w:cs="Arial"/>
+        </w:rPr>
+        <w:t xml:space="preserve">). </w:t>
+      </w:r>
+    </w:p>
+    <w:p>
+      <w:pPr>
+        <w:pStyle w:val="NormalWeb"/>
+        <w:rPr>
+          <w:rFonts w:ascii="Arial" w:hAnsi="Arial" w:cs="Arial"/>
+        </w:rPr>
+      </w:pPr>
+      <w:r>
+        <w:rPr>
+          <w:noProof/>
+        </w:rPr>
+        <w:drawing>
+          <wp:inline distT="0" distB="0" distL="0" distR="0">
+            <wp:extent cx="6645910" cy="3303268"/>
+            <wp:effectExtent l="0" t="0" r="2540" b="0"/>
+            <wp:docPr id="7" name="Picture 7"/>
+            <wp:cNvGraphicFramePr>
+              <a:graphicFrameLocks xmlns:a="http://schemas.openxmlformats.org/drawingml/2006/main" noChangeAspect="1"/>
+            </wp:cNvGraphicFramePr>
+            <a:graphic xmlns:a="http://schemas.openxmlformats.org/drawingml/2006/main">
+              <a:graphicData uri="http://schemas.openxmlformats.org/drawingml/2006/picture">
+                <pic:pic xmlns:pic="http://schemas.openxmlformats.org/drawingml/2006/picture">
+                  <pic:nvPicPr>
+                    <pic:cNvPr id="0" name="Picture 1"/>
+                    <pic:cNvPicPr>
+                      <a:picLocks noChangeAspect="1" noChangeArrowheads="1"/>
+                    </pic:cNvPicPr>
+                  </pic:nvPicPr>
+                  <pic:blipFill>
+                    <a:blip r:embed="rId9" cstate="print">
+                      <a:extLst>
+                        <a:ext uri="{28A0092B-C50C-407E-A947-70E740481C1C}">
+                          <a14:useLocalDpi xmlns:a14="http://schemas.microsoft.com/office/drawing/2010/main" val="0"/>
+                        </a:ext>
+                      </a:extLst>
+                    </a:blip>
+                    <a:srcRect/>
+                    <a:stretch>
+                      <a:fillRect/>
+                    </a:stretch>
+                  </pic:blipFill>
+                  <pic:spPr bwMode="auto">
+                    <a:xfrm>
+                      <a:off x="0" y="0"/>
+                      <a:ext cx="6645910" cy="3303268"/>
+                    </a:xfrm>
+                    <a:prstGeom prst="rect">
+                      <a:avLst/>
+                    </a:prstGeom>
+                    <a:noFill/>
+                    <a:ln>
+                      <a:noFill/>
+                    </a:ln>
+                  </pic:spPr>
+                </pic:pic>
+              </a:graphicData>
+            </a:graphic>
+          </wp:inline>
+        </w:drawing>
+      </w:r>
+    </w:p>
+    <w:p>
+      <w:pPr>
+        <w:spacing w:before="100" w:beforeAutospacing="1" w:after="100" w:afterAutospacing="1" w:line="240" w:lineRule="auto"/>
+        <w:rPr>
+          <w:rFonts w:ascii="Arial" w:eastAsia="Times New Roman" w:hAnsi="Arial" w:cs="Arial"/>
+          <w:sz w:val="28"/>
+          <w:szCs w:val="28"/>
+          <w:lang w:eastAsia="en-GB"/>
+        </w:rPr>
+      </w:pPr>
+      <w:r>
+        <w:rPr>
+          <w:rFonts w:ascii="Arial" w:eastAsia="Times New Roman" w:hAnsi="Arial" w:cs="Arial"/>
+          <w:noProof/>
+          <w:sz w:val="28"/>
+          <w:szCs w:val="28"/>
+          <w:lang w:eastAsia="en-GB"/>
+        </w:rPr>
+        <w:drawing>
+          <wp:inline distT="0" distB="0" distL="0" distR="0">
+            <wp:extent cx="6614160" cy="2619375"/>
+            <wp:effectExtent l="0" t="0" r="0" b="9525"/>
+            <wp:docPr id="8" name="Picture 8"/>
+            <wp:cNvGraphicFramePr>
+              <a:graphicFrameLocks xmlns:a="http://schemas.openxmlformats.org/drawingml/2006/main" noChangeAspect="1"/>
+            </wp:cNvGraphicFramePr>
+            <a:graphic xmlns:a="http://schemas.openxmlformats.org/drawingml/2006/main">
+              <a:graphicData uri="http://schemas.openxmlformats.org/drawingml/2006/picture">
+                <pic:pic xmlns:pic="http://schemas.openxmlformats.org/drawingml/2006/picture">
+                  <pic:nvPicPr>
+                    <pic:cNvPr id="8" name="Screenshot 2026-08-07 204657.png"/>
+                    <pic:cNvPicPr/>
+                  </pic:nvPicPr>
+                  <pic:blipFill>
+                    <a:blip r:embed="rId10">
+                      <a:extLst>
+                        <a:ext uri="{28A0092B-C50C-407E-A947-70E740481C1C}">
+                          <a14:useLocalDpi xmlns:a14="http://schemas.microsoft.com/office/drawing/2010/main" val="0"/>
+                        </a:ext>
+                      </a:extLst>
+                    </a:blip>
+                    <a:stretch>
+                      <a:fillRect/>
+                    </a:stretch>
+                  </pic:blipFill>
+                  <pic:spPr>
+                    <a:xfrm>
+                      <a:off x="0" y="0"/>
+                      <a:ext cx="6615087" cy="2619742"/>
+                    </a:xfrm>
+                    <a:prstGeom prst="rect">
+                      <a:avLst/>
+                    </a:prstGeom>
+                  </pic:spPr>
+                </pic:pic>
+              </a:graphicData>
+            </a:graphic>
+          </wp:inline>
+        </w:drawing>
+      </w:r>
+    </w:p>
+    <w:p>
+      <w:pPr>
+        <w:spacing w:before="100" w:beforeAutospacing="1" w:after="100" w:afterAutospacing="1" w:line="240" w:lineRule="auto"/>
+        <w:rPr>
+          <w:rFonts w:ascii="Arial" w:eastAsia="Times New Roman" w:hAnsi="Arial" w:cs="Arial"/>
+          <w:sz w:val="28"/>
+          <w:szCs w:val="28"/>
+          <w:lang w:eastAsia="en-GB"/>
+        </w:rPr>
+      </w:pPr>
+    </w:p>
+    <w:p>
+      <w:pPr>
+        <w:spacing w:before="100" w:beforeAutospacing="1" w:after="100" w:afterAutospacing="1" w:line="240" w:lineRule="auto"/>
+        <w:rPr>
+          <w:rFonts w:ascii="Arial" w:eastAsia="Times New Roman" w:hAnsi="Arial" w:cs="Arial"/>
+          <w:sz w:val="28"/>
+          <w:szCs w:val="28"/>
+          <w:lang w:eastAsia="en-GB"/>
+        </w:rPr>
+      </w:pPr>
+    </w:p>
+    <w:p>
+      <w:pPr>
+        <w:spacing w:before="100" w:beforeAutospacing="1" w:after="100" w:afterAutospacing="1" w:line="240" w:lineRule="auto"/>
+        <w:rPr>
+          <w:rFonts w:ascii="Arial" w:eastAsia="Times New Roman" w:hAnsi="Arial" w:cs="Arial"/>
+          <w:sz w:val="28"/>
+          <w:szCs w:val="28"/>
+          <w:lang w:eastAsia="en-GB"/>
+        </w:rPr>
+      </w:pPr>
+    </w:p>
+    <w:p>
+      <w:pPr>
+        <w:spacing w:before="100" w:beforeAutospacing="1" w:after="100" w:afterAutospacing="1" w:line="240" w:lineRule="auto"/>
+        <w:rPr>
+          <w:rFonts w:ascii="Arial" w:eastAsia="Times New Roman" w:hAnsi="Arial" w:cs="Arial"/>
+          <w:sz w:val="28"/>
+          <w:szCs w:val="28"/>
+          <w:lang w:eastAsia="en-GB"/>
+        </w:rPr>
+      </w:pPr>
+    </w:p>
+    <w:p>
+      <w:pPr>
+        <w:spacing w:before="100" w:beforeAutospacing="1" w:after="100" w:afterAutospacing="1" w:line="240" w:lineRule="auto"/>
+        <w:rPr>
+          <w:rFonts w:ascii="Arial" w:eastAsia="Times New Roman" w:hAnsi="Arial" w:cs="Arial"/>
+          <w:sz w:val="28"/>
+          <w:szCs w:val="28"/>
+          <w:lang w:eastAsia="en-GB"/>
+        </w:rPr>
+      </w:pPr>
+    </w:p>
+    <w:p>
+      <w:pPr>
+        <w:spacing w:before="100" w:beforeAutospacing="1" w:after="100" w:afterAutospacing="1" w:line="240" w:lineRule="auto"/>
+        <w:rPr>
+          <w:rFonts w:ascii="Arial" w:eastAsia="Times New Roman" w:hAnsi="Arial" w:cs="Arial"/>
+          <w:sz w:val="28"/>
+          <w:szCs w:val="28"/>
+          <w:lang w:eastAsia="en-GB"/>
+        </w:rPr>
+      </w:pPr>
+      <w:r>
+        <w:rPr>
+          <w:rFonts w:ascii="Arial" w:eastAsia="Times New Roman" w:hAnsi="Arial" w:cs="Arial"/>
+          <w:sz w:val="28"/>
+          <w:szCs w:val="28"/>
+          <w:lang w:eastAsia="en-GB"/>
+        </w:rPr>
+        <w:lastRenderedPageBreak/>
+        <w:t>Day 08</w:t>
+      </w:r>
+    </w:p>
+    <w:p>
+      <w:pPr>
+        <w:spacing w:before="100" w:beforeAutospacing="1" w:after="100" w:afterAutospacing="1" w:line="240" w:lineRule="auto"/>
+        <w:rPr>
+          <w:rFonts w:ascii="Arial" w:eastAsia="Times New Roman" w:hAnsi="Arial" w:cs="Arial"/>
+          <w:sz w:val="24"/>
+          <w:szCs w:val="24"/>
+          <w:lang w:eastAsia="en-GB"/>
+        </w:rPr>
+      </w:pPr>
+      <w:r>
+        <w:rPr>
+          <w:rFonts w:ascii="Arial" w:eastAsia="Times New Roman" w:hAnsi="Arial" w:cs="Arial"/>
+          <w:sz w:val="24"/>
+          <w:szCs w:val="24"/>
+          <w:lang w:eastAsia="en-GB"/>
+        </w:rPr>
+        <w:t xml:space="preserve">Today marked the eighth day of development for my portfolio website. Following the completion of the Featured Projects section, my main focus for today was building the </w:t>
+      </w:r>
+      <w:r>
+        <w:rPr>
+          <w:rFonts w:ascii="Arial" w:eastAsia="Times New Roman" w:hAnsi="Arial" w:cs="Arial"/>
+          <w:b/>
+          <w:bCs/>
+          <w:sz w:val="24"/>
+          <w:szCs w:val="24"/>
+          <w:lang w:eastAsia="en-GB"/>
+        </w:rPr>
+        <w:t>"Let's Connect" (Contact) section</w:t>
+      </w:r>
+      <w:r>
+        <w:rPr>
+          <w:rFonts w:ascii="Arial" w:eastAsia="Times New Roman" w:hAnsi="Arial" w:cs="Arial"/>
+          <w:sz w:val="24"/>
+          <w:szCs w:val="24"/>
+          <w:lang w:eastAsia="en-GB"/>
+        </w:rPr>
+        <w:t xml:space="preserve"> using HTML.</w:t>
+      </w:r>
+    </w:p>
+    <w:p>
+      <w:pPr>
+        <w:spacing w:before="100" w:beforeAutospacing="1" w:after="100" w:afterAutospacing="1" w:line="240" w:lineRule="auto"/>
+        <w:rPr>
+          <w:rFonts w:ascii="Arial" w:eastAsia="Times New Roman" w:hAnsi="Arial" w:cs="Arial"/>
+          <w:sz w:val="24"/>
+          <w:szCs w:val="24"/>
+          <w:lang w:eastAsia="en-GB"/>
+        </w:rPr>
+      </w:pPr>
+      <w:r>
+        <w:rPr>
+          <w:rFonts w:ascii="Arial" w:eastAsia="Times New Roman" w:hAnsi="Arial" w:cs="Arial"/>
+          <w:sz w:val="24"/>
+          <w:szCs w:val="24"/>
+          <w:lang w:eastAsia="en-GB"/>
+        </w:rPr>
+        <w:t>The main goal was to create a clean structure where visitors and recruiters can easily reach out to me, find my social links, download my resume, or send me a direct message through a contact form. This objective was fully completed today.</w:t>
+      </w:r>
+    </w:p>
+    <w:p>
+      <w:pPr>
+        <w:pStyle w:val="Heading4"/>
+        <w:rPr>
+          <w:rFonts w:ascii="Arial" w:hAnsi="Arial" w:cs="Arial"/>
+          <w:color w:val="4472C4" w:themeColor="accent1"/>
+        </w:rPr>
+      </w:pPr>
+      <w:r>
+        <w:rPr>
+          <w:rFonts w:ascii="Arial" w:hAnsi="Arial" w:cs="Arial"/>
+          <w:color w:val="4472C4" w:themeColor="accent1"/>
+        </w:rPr>
+        <w:t>Contact Section (HTML Structure)</w:t>
+      </w:r>
+    </w:p>
+    <w:p>
+      <w:pPr>
+        <w:pStyle w:val="NormalWeb"/>
+        <w:rPr>
+          <w:rFonts w:ascii="Arial" w:hAnsi="Arial" w:cs="Arial"/>
+        </w:rPr>
+      </w:pPr>
+      <w:r>
+        <w:rPr>
+          <w:rFonts w:ascii="Arial" w:hAnsi="Arial" w:cs="Arial"/>
+        </w:rPr>
+        <w:t>I built the structural framework for the contact section using clean, modern HTML tags:</w:t>
+      </w:r>
+    </w:p>
+    <w:p>
+      <w:pPr>
+        <w:pStyle w:val="NormalWeb"/>
+        <w:numPr>
+          <w:ilvl w:val="0"/>
+          <w:numId w:val="19"/>
+        </w:numPr>
+        <w:rPr>
+          <w:rFonts w:ascii="Arial" w:hAnsi="Arial" w:cs="Arial"/>
+        </w:rPr>
+      </w:pPr>
+      <w:r>
+        <w:rPr>
+          <w:rFonts w:ascii="Arial" w:hAnsi="Arial" w:cs="Arial"/>
+          <w:b/>
+          <w:bCs/>
+        </w:rPr>
+        <w:t>Section Container:</w:t>
+      </w:r>
+      <w:r>
+        <w:rPr>
+          <w:rFonts w:ascii="Arial" w:hAnsi="Arial" w:cs="Arial"/>
+        </w:rPr>
+        <w:t xml:space="preserve"> Wrapped the entire content inside a main </w:t>
+      </w:r>
+      <w:r>
+        <w:rPr>
+          <w:rStyle w:val="HTMLCode"/>
+          <w:rFonts w:ascii="Arial" w:hAnsi="Arial" w:cs="Arial"/>
+        </w:rPr>
+        <w:t>&lt;section&gt;</w:t>
+      </w:r>
+      <w:r>
+        <w:rPr>
+          <w:rFonts w:ascii="Arial" w:hAnsi="Arial" w:cs="Arial"/>
+        </w:rPr>
+        <w:t xml:space="preserve"> element with </w:t>
+      </w:r>
+      <w:r>
+        <w:rPr>
+          <w:rStyle w:val="HTMLCode"/>
+          <w:rFonts w:ascii="Arial" w:hAnsi="Arial" w:cs="Arial"/>
+        </w:rPr>
+        <w:t>id="contact"</w:t>
+      </w:r>
+      <w:r>
+        <w:rPr>
+          <w:rFonts w:ascii="Arial" w:hAnsi="Arial" w:cs="Arial"/>
+        </w:rPr>
+        <w:t xml:space="preserve"> and </w:t>
+      </w:r>
+      <w:r>
+        <w:rPr>
+          <w:rStyle w:val="HTMLCode"/>
+          <w:rFonts w:ascii="Arial" w:hAnsi="Arial" w:cs="Arial"/>
+        </w:rPr>
+        <w:t>class="section-alt"</w:t>
+      </w:r>
+      <w:r>
+        <w:rPr>
+          <w:rFonts w:ascii="Arial" w:hAnsi="Arial" w:cs="Arial"/>
+        </w:rPr>
+        <w:t>, allowing for easy styling and direct navigation link jumping.</w:t>
+      </w:r>
+    </w:p>
+    <w:p>
+      <w:pPr>
+        <w:pStyle w:val="NormalWeb"/>
+        <w:numPr>
+          <w:ilvl w:val="0"/>
+          <w:numId w:val="19"/>
+        </w:numPr>
+        <w:rPr>
+          <w:rFonts w:ascii="Arial" w:hAnsi="Arial" w:cs="Arial"/>
+        </w:rPr>
+      </w:pPr>
+      <w:r>
+        <w:rPr>
+          <w:rFonts w:ascii="Arial" w:hAnsi="Arial" w:cs="Arial"/>
+          <w:b/>
+          <w:bCs/>
+        </w:rPr>
+        <w:t>Section Heading:</w:t>
+      </w:r>
+      <w:r>
+        <w:rPr>
+          <w:rFonts w:ascii="Arial" w:hAnsi="Arial" w:cs="Arial"/>
+        </w:rPr>
+        <w:t xml:space="preserve"> Added an </w:t>
+      </w:r>
+      <w:r>
+        <w:rPr>
+          <w:rStyle w:val="HTMLCode"/>
+          <w:rFonts w:ascii="Arial" w:hAnsi="Arial" w:cs="Arial"/>
+        </w:rPr>
+        <w:t>&lt;h2&gt;</w:t>
+      </w:r>
+      <w:r>
+        <w:rPr>
+          <w:rFonts w:ascii="Arial" w:hAnsi="Arial" w:cs="Arial"/>
+        </w:rPr>
+        <w:t xml:space="preserve"> heading reading "Let's Connect" to clearly label the section.</w:t>
+      </w:r>
+    </w:p>
+    <w:p>
+      <w:pPr>
+        <w:pStyle w:val="NormalWeb"/>
+        <w:numPr>
+          <w:ilvl w:val="0"/>
+          <w:numId w:val="19"/>
+        </w:numPr>
+        <w:rPr>
+          <w:rFonts w:ascii="Arial" w:hAnsi="Arial" w:cs="Arial"/>
+        </w:rPr>
+      </w:pPr>
+      <w:r>
+        <w:rPr>
+          <w:rFonts w:ascii="Arial" w:hAnsi="Arial" w:cs="Arial"/>
+          <w:b/>
+          <w:bCs/>
+        </w:rPr>
+        <w:t>Social Links &amp; CV Download:</w:t>
+      </w:r>
+      <w:r>
+        <w:rPr>
+          <w:rFonts w:ascii="Arial" w:hAnsi="Arial" w:cs="Arial"/>
+        </w:rPr>
+        <w:t xml:space="preserve"> Created a dedicated container </w:t>
+      </w:r>
+      <w:proofErr w:type="gramStart"/>
+      <w:r>
+        <w:rPr>
+          <w:rFonts w:ascii="Arial" w:hAnsi="Arial" w:cs="Arial"/>
+        </w:rPr>
+        <w:t>(</w:t>
+      </w:r>
+      <w:r>
+        <w:rPr>
+          <w:rStyle w:val="HTMLCode"/>
+          <w:rFonts w:ascii="Arial" w:hAnsi="Arial" w:cs="Arial"/>
+        </w:rPr>
+        <w:t>.contact</w:t>
+      </w:r>
+      <w:proofErr w:type="gramEnd"/>
+      <w:r>
+        <w:rPr>
+          <w:rStyle w:val="HTMLCode"/>
+          <w:rFonts w:ascii="Arial" w:hAnsi="Arial" w:cs="Arial"/>
+        </w:rPr>
+        <w:t>-links</w:t>
+      </w:r>
+      <w:r>
+        <w:rPr>
+          <w:rFonts w:ascii="Arial" w:hAnsi="Arial" w:cs="Arial"/>
+        </w:rPr>
+        <w:t>) with interactive link buttons (</w:t>
+      </w:r>
+      <w:r>
+        <w:rPr>
+          <w:rStyle w:val="HTMLCode"/>
+          <w:rFonts w:ascii="Arial" w:hAnsi="Arial" w:cs="Arial"/>
+        </w:rPr>
+        <w:t>&lt;a&gt;</w:t>
+      </w:r>
+      <w:r>
+        <w:rPr>
+          <w:rFonts w:ascii="Arial" w:hAnsi="Arial" w:cs="Arial"/>
+        </w:rPr>
+        <w:t xml:space="preserve"> tags):</w:t>
+      </w:r>
+    </w:p>
+    <w:p>
+      <w:pPr>
+        <w:pStyle w:val="NormalWeb"/>
+        <w:numPr>
+          <w:ilvl w:val="1"/>
+          <w:numId w:val="19"/>
+        </w:numPr>
+        <w:rPr>
+          <w:rFonts w:ascii="Arial" w:hAnsi="Arial" w:cs="Arial"/>
+        </w:rPr>
+      </w:pPr>
+      <w:r>
+        <w:rPr>
+          <w:rFonts w:ascii="Arial" w:hAnsi="Arial" w:cs="Arial"/>
+        </w:rPr>
+        <w:t xml:space="preserve">A direct email link </w:t>
+      </w:r>
+      <w:proofErr w:type="gramStart"/>
+      <w:r>
+        <w:rPr>
+          <w:rFonts w:ascii="Arial" w:hAnsi="Arial" w:cs="Arial"/>
+        </w:rPr>
+        <w:t>(</w:t>
+      </w:r>
+      <w:r>
+        <w:rPr>
+          <w:rStyle w:val="HTMLCode"/>
+          <w:rFonts w:ascii="Arial" w:hAnsi="Arial" w:cs="Arial"/>
+        </w:rPr>
+        <w:t>:tharukatharidu7460@gmail.com</w:t>
+      </w:r>
+      <w:proofErr w:type="gramEnd"/>
+      <w:r>
+        <w:rPr>
+          <w:rFonts w:ascii="Arial" w:hAnsi="Arial" w:cs="Arial"/>
+        </w:rPr>
+        <w:t>) so visitors can launch their email app with one click.</w:t>
+      </w:r>
+    </w:p>
+    <w:p>
+      <w:pPr>
+        <w:pStyle w:val="NormalWeb"/>
+        <w:numPr>
+          <w:ilvl w:val="1"/>
+          <w:numId w:val="19"/>
+        </w:numPr>
+        <w:rPr>
+          <w:rFonts w:ascii="Arial" w:hAnsi="Arial" w:cs="Arial"/>
+        </w:rPr>
+      </w:pPr>
+      <w:r>
+        <w:rPr>
+          <w:rFonts w:ascii="Arial" w:hAnsi="Arial" w:cs="Arial"/>
+        </w:rPr>
+        <w:t xml:space="preserve">Links to my professional </w:t>
+      </w:r>
+      <w:r>
+        <w:rPr>
+          <w:rFonts w:ascii="Arial" w:hAnsi="Arial" w:cs="Arial"/>
+          <w:b/>
+          <w:bCs/>
+        </w:rPr>
+        <w:t>LinkedIn</w:t>
+      </w:r>
+      <w:r>
+        <w:rPr>
+          <w:rFonts w:ascii="Arial" w:hAnsi="Arial" w:cs="Arial"/>
+        </w:rPr>
+        <w:t xml:space="preserve"> and </w:t>
+      </w:r>
+      <w:r>
+        <w:rPr>
+          <w:rFonts w:ascii="Arial" w:hAnsi="Arial" w:cs="Arial"/>
+          <w:b/>
+          <w:bCs/>
+        </w:rPr>
+        <w:t>GitHub</w:t>
+      </w:r>
+      <w:r>
+        <w:rPr>
+          <w:rFonts w:ascii="Arial" w:hAnsi="Arial" w:cs="Arial"/>
+        </w:rPr>
+        <w:t xml:space="preserve"> profiles (configured with </w:t>
+      </w:r>
+      <w:r>
+        <w:rPr>
+          <w:rStyle w:val="HTMLCode"/>
+          <w:rFonts w:ascii="Arial" w:hAnsi="Arial" w:cs="Arial"/>
+        </w:rPr>
+        <w:t>target="_blank"</w:t>
+      </w:r>
+      <w:r>
+        <w:rPr>
+          <w:rFonts w:ascii="Arial" w:hAnsi="Arial" w:cs="Arial"/>
+        </w:rPr>
+        <w:t xml:space="preserve"> so they open safely in new tabs).</w:t>
+      </w:r>
+    </w:p>
+    <w:p>
+      <w:pPr>
+        <w:pStyle w:val="NormalWeb"/>
+        <w:numPr>
+          <w:ilvl w:val="1"/>
+          <w:numId w:val="19"/>
+        </w:numPr>
+        <w:rPr>
+          <w:rFonts w:ascii="Arial" w:hAnsi="Arial" w:cs="Arial"/>
+        </w:rPr>
+      </w:pPr>
+      <w:r>
+        <w:rPr>
+          <w:rFonts w:ascii="Arial" w:hAnsi="Arial" w:cs="Arial"/>
+        </w:rPr>
+        <w:t xml:space="preserve">A </w:t>
+      </w:r>
+      <w:r>
+        <w:rPr>
+          <w:rFonts w:ascii="Arial" w:hAnsi="Arial" w:cs="Arial"/>
+          <w:b/>
+          <w:bCs/>
+        </w:rPr>
+        <w:t>Download CV</w:t>
+      </w:r>
+      <w:r>
+        <w:rPr>
+          <w:rFonts w:ascii="Arial" w:hAnsi="Arial" w:cs="Arial"/>
+        </w:rPr>
+        <w:t xml:space="preserve"> button using the </w:t>
+      </w:r>
+      <w:r>
+        <w:rPr>
+          <w:rStyle w:val="HTMLCode"/>
+          <w:rFonts w:ascii="Arial" w:hAnsi="Arial" w:cs="Arial"/>
+        </w:rPr>
+        <w:t>download</w:t>
+      </w:r>
+      <w:r>
+        <w:rPr>
+          <w:rFonts w:ascii="Arial" w:hAnsi="Arial" w:cs="Arial"/>
+        </w:rPr>
+        <w:t xml:space="preserve"> attribute (</w:t>
+      </w:r>
+      <w:r>
+        <w:rPr>
+          <w:rStyle w:val="HTMLCode"/>
+          <w:rFonts w:ascii="Arial" w:hAnsi="Arial" w:cs="Arial"/>
+        </w:rPr>
+        <w:t>tharuka-cv.pdf</w:t>
+      </w:r>
+      <w:r>
+        <w:rPr>
+          <w:rFonts w:ascii="Arial" w:hAnsi="Arial" w:cs="Arial"/>
+        </w:rPr>
+        <w:t>) to let recruiters grab my resume instantly.</w:t>
+      </w:r>
+    </w:p>
+    <w:p>
+      <w:pPr>
+        <w:pStyle w:val="NormalWeb"/>
+        <w:numPr>
+          <w:ilvl w:val="0"/>
+          <w:numId w:val="19"/>
+        </w:numPr>
+        <w:rPr>
+          <w:rFonts w:ascii="Arial" w:hAnsi="Arial" w:cs="Arial"/>
+        </w:rPr>
+      </w:pPr>
+      <w:r>
+        <w:rPr>
+          <w:rFonts w:ascii="Arial" w:hAnsi="Arial" w:cs="Arial"/>
+          <w:b/>
+          <w:bCs/>
+        </w:rPr>
+        <w:t>Interactive Contact Form:</w:t>
+      </w:r>
+      <w:r>
+        <w:rPr>
+          <w:rFonts w:ascii="Arial" w:hAnsi="Arial" w:cs="Arial"/>
+        </w:rPr>
+        <w:t xml:space="preserve"> Built a user-friendly form (</w:t>
+      </w:r>
+      <w:r>
+        <w:rPr>
+          <w:rStyle w:val="HTMLCode"/>
+          <w:rFonts w:ascii="Arial" w:hAnsi="Arial" w:cs="Arial"/>
+        </w:rPr>
+        <w:t>&lt;form id="contact-form"&gt;</w:t>
+      </w:r>
+      <w:r>
+        <w:rPr>
+          <w:rFonts w:ascii="Arial" w:hAnsi="Arial" w:cs="Arial"/>
+        </w:rPr>
+        <w:t xml:space="preserve">) wrapped inside a card container </w:t>
+      </w:r>
+      <w:proofErr w:type="gramStart"/>
+      <w:r>
+        <w:rPr>
+          <w:rFonts w:ascii="Arial" w:hAnsi="Arial" w:cs="Arial"/>
+        </w:rPr>
+        <w:t>(</w:t>
+      </w:r>
+      <w:r>
+        <w:rPr>
+          <w:rStyle w:val="HTMLCode"/>
+          <w:rFonts w:ascii="Arial" w:hAnsi="Arial" w:cs="Arial"/>
+        </w:rPr>
+        <w:t>.contact</w:t>
+      </w:r>
+      <w:proofErr w:type="gramEnd"/>
+      <w:r>
+        <w:rPr>
+          <w:rStyle w:val="HTMLCode"/>
+          <w:rFonts w:ascii="Arial" w:hAnsi="Arial" w:cs="Arial"/>
+        </w:rPr>
+        <w:t>-form-wrap</w:t>
+      </w:r>
+      <w:r>
+        <w:rPr>
+          <w:rFonts w:ascii="Arial" w:hAnsi="Arial" w:cs="Arial"/>
+        </w:rPr>
+        <w:t>):</w:t>
+      </w:r>
+    </w:p>
+    <w:p>
+      <w:pPr>
+        <w:pStyle w:val="NormalWeb"/>
+        <w:numPr>
+          <w:ilvl w:val="1"/>
+          <w:numId w:val="19"/>
+        </w:numPr>
+        <w:rPr>
+          <w:rFonts w:ascii="Arial" w:hAnsi="Arial" w:cs="Arial"/>
+        </w:rPr>
+      </w:pPr>
+      <w:r>
+        <w:rPr>
+          <w:rFonts w:ascii="Arial" w:hAnsi="Arial" w:cs="Arial"/>
+        </w:rPr>
+        <w:t xml:space="preserve">Added text inputs for </w:t>
+      </w:r>
+      <w:r>
+        <w:rPr>
+          <w:rFonts w:ascii="Arial" w:hAnsi="Arial" w:cs="Arial"/>
+          <w:b/>
+          <w:bCs/>
+        </w:rPr>
+        <w:t>Name</w:t>
+      </w:r>
+      <w:r>
+        <w:rPr>
+          <w:rFonts w:ascii="Arial" w:hAnsi="Arial" w:cs="Arial"/>
+        </w:rPr>
+        <w:t xml:space="preserve"> and </w:t>
+      </w:r>
+      <w:r>
+        <w:rPr>
+          <w:rFonts w:ascii="Arial" w:hAnsi="Arial" w:cs="Arial"/>
+          <w:b/>
+          <w:bCs/>
+        </w:rPr>
+        <w:t>Email address</w:t>
+      </w:r>
+      <w:r>
+        <w:rPr>
+          <w:rFonts w:ascii="Arial" w:hAnsi="Arial" w:cs="Arial"/>
+        </w:rPr>
+        <w:t>.</w:t>
+      </w:r>
+    </w:p>
+    <w:p>
+      <w:pPr>
+        <w:pStyle w:val="NormalWeb"/>
+        <w:numPr>
+          <w:ilvl w:val="1"/>
+          <w:numId w:val="19"/>
+        </w:numPr>
+        <w:rPr>
+          <w:rFonts w:ascii="Arial" w:hAnsi="Arial" w:cs="Arial"/>
+        </w:rPr>
+      </w:pPr>
+      <w:r>
+        <w:rPr>
+          <w:rFonts w:ascii="Arial" w:hAnsi="Arial" w:cs="Arial"/>
+        </w:rPr>
+        <w:t xml:space="preserve">Added a multi-line </w:t>
+      </w:r>
+      <w:r>
+        <w:rPr>
+          <w:rStyle w:val="HTMLCode"/>
+          <w:rFonts w:ascii="Arial" w:hAnsi="Arial" w:cs="Arial"/>
+        </w:rPr>
+        <w:t>&lt;</w:t>
+      </w:r>
+      <w:proofErr w:type="spellStart"/>
+      <w:r>
+        <w:rPr>
+          <w:rStyle w:val="HTMLCode"/>
+          <w:rFonts w:ascii="Arial" w:hAnsi="Arial" w:cs="Arial"/>
+        </w:rPr>
+        <w:t>textarea</w:t>
+      </w:r>
+      <w:proofErr w:type="spellEnd"/>
+      <w:r>
+        <w:rPr>
+          <w:rStyle w:val="HTMLCode"/>
+          <w:rFonts w:ascii="Arial" w:hAnsi="Arial" w:cs="Arial"/>
+        </w:rPr>
+        <w:t>&gt;</w:t>
+      </w:r>
+      <w:r>
+        <w:rPr>
+          <w:rFonts w:ascii="Arial" w:hAnsi="Arial" w:cs="Arial"/>
+        </w:rPr>
+        <w:t xml:space="preserve"> (6 rows high) for typing detailed messages.</w:t>
+      </w:r>
+    </w:p>
+    <w:p>
+      <w:pPr>
+        <w:pStyle w:val="NormalWeb"/>
+        <w:numPr>
+          <w:ilvl w:val="1"/>
+          <w:numId w:val="19"/>
+        </w:numPr>
+        <w:rPr>
+          <w:rFonts w:ascii="Arial" w:hAnsi="Arial" w:cs="Arial"/>
+        </w:rPr>
+      </w:pPr>
+      <w:r>
+        <w:rPr>
+          <w:rFonts w:ascii="Arial" w:hAnsi="Arial" w:cs="Arial"/>
+        </w:rPr>
+        <w:t xml:space="preserve">Used the </w:t>
+      </w:r>
+      <w:r>
+        <w:rPr>
+          <w:rStyle w:val="HTMLCode"/>
+          <w:rFonts w:ascii="Arial" w:hAnsi="Arial" w:cs="Arial"/>
+        </w:rPr>
+        <w:t>required</w:t>
+      </w:r>
+      <w:r>
+        <w:rPr>
+          <w:rFonts w:ascii="Arial" w:hAnsi="Arial" w:cs="Arial"/>
+        </w:rPr>
+        <w:t xml:space="preserve"> attribute on all fields so users cannot submit an empty form.</w:t>
+      </w:r>
+    </w:p>
+    <w:p>
+      <w:pPr>
+        <w:pStyle w:val="NormalWeb"/>
+        <w:numPr>
+          <w:ilvl w:val="1"/>
+          <w:numId w:val="19"/>
+        </w:numPr>
+        <w:rPr>
+          <w:rFonts w:ascii="Arial" w:hAnsi="Arial" w:cs="Arial"/>
+        </w:rPr>
+      </w:pPr>
+      <w:r>
+        <w:rPr>
+          <w:rFonts w:ascii="Arial" w:hAnsi="Arial" w:cs="Arial"/>
+        </w:rPr>
+        <w:t>Added a primary "Send Message" submit button.</w:t>
+      </w:r>
+    </w:p>
+    <w:p>
+      <w:pPr>
+        <w:spacing w:before="100" w:beforeAutospacing="1" w:after="100" w:afterAutospacing="1" w:line="240" w:lineRule="auto"/>
+        <w:rPr>
+          <w:rFonts w:ascii="Arial" w:eastAsia="Times New Roman" w:hAnsi="Arial" w:cs="Arial"/>
+          <w:sz w:val="28"/>
+          <w:szCs w:val="28"/>
+          <w:lang w:eastAsia="en-GB"/>
+        </w:rPr>
+      </w:pPr>
+    </w:p>
+    <w:p>
+      <w:pPr>
+        <w:spacing w:before="100" w:beforeAutospacing="1" w:after="100" w:afterAutospacing="1" w:line="240" w:lineRule="auto"/>
+        <w:rPr>
+          <w:rFonts w:ascii="Arial" w:eastAsia="Times New Roman" w:hAnsi="Arial" w:cs="Arial"/>
+          <w:sz w:val="28"/>
+          <w:szCs w:val="28"/>
+          <w:lang w:eastAsia="en-GB"/>
+        </w:rPr>
+      </w:pPr>
+      <w:r>
+        <w:rPr>
+          <w:rFonts w:ascii="Arial" w:eastAsia="Times New Roman" w:hAnsi="Arial" w:cs="Arial"/>
+          <w:sz w:val="28"/>
+          <w:szCs w:val="28"/>
+          <w:lang w:eastAsia="en-GB"/>
+        </w:rPr>
+        <w:t>Day 09</w:t>
+      </w:r>
+    </w:p>
+    <w:p>
+      <w:pPr>
+        <w:spacing w:before="100" w:beforeAutospacing="1" w:after="100" w:afterAutospacing="1" w:line="240" w:lineRule="auto"/>
+        <w:rPr>
+          <w:rFonts w:ascii="Arial" w:eastAsia="Times New Roman" w:hAnsi="Arial" w:cs="Arial"/>
+          <w:sz w:val="24"/>
+          <w:szCs w:val="24"/>
+          <w:lang w:eastAsia="en-GB"/>
+        </w:rPr>
+      </w:pPr>
+      <w:r>
+        <w:rPr>
+          <w:rFonts w:ascii="Arial" w:eastAsia="Times New Roman" w:hAnsi="Arial" w:cs="Arial"/>
+          <w:sz w:val="24"/>
+          <w:szCs w:val="24"/>
+          <w:lang w:eastAsia="en-GB"/>
+        </w:rPr>
+        <w:t xml:space="preserve">Today marked the ninth day of development for my professional portfolio website. Following the HTML structure created on Day 8 for the </w:t>
+      </w:r>
+      <w:r>
+        <w:rPr>
+          <w:rFonts w:ascii="Arial" w:eastAsia="Times New Roman" w:hAnsi="Arial" w:cs="Arial"/>
+          <w:b/>
+          <w:bCs/>
+          <w:sz w:val="24"/>
+          <w:szCs w:val="24"/>
+          <w:lang w:eastAsia="en-GB"/>
+        </w:rPr>
+        <w:t>"Let's Connect" (Contact) section</w:t>
+      </w:r>
+      <w:r>
+        <w:rPr>
+          <w:rFonts w:ascii="Arial" w:eastAsia="Times New Roman" w:hAnsi="Arial" w:cs="Arial"/>
+          <w:sz w:val="24"/>
+          <w:szCs w:val="24"/>
+          <w:lang w:eastAsia="en-GB"/>
+        </w:rPr>
+        <w:t>, the main goal for Day 9 was to implement full CSS styling and JavaScript interactivity.</w:t>
+      </w:r>
+    </w:p>
+    <w:p>
+      <w:pPr>
+        <w:spacing w:before="100" w:beforeAutospacing="1" w:after="100" w:afterAutospacing="1" w:line="240" w:lineRule="auto"/>
+        <w:rPr>
+          <w:rFonts w:ascii="Arial" w:eastAsia="Times New Roman" w:hAnsi="Arial" w:cs="Arial"/>
+          <w:sz w:val="24"/>
+          <w:szCs w:val="24"/>
+          <w:lang w:eastAsia="en-GB"/>
+        </w:rPr>
+      </w:pPr>
+      <w:r>
+        <w:rPr>
+          <w:rFonts w:ascii="Arial" w:eastAsia="Times New Roman" w:hAnsi="Arial" w:cs="Arial"/>
+          <w:sz w:val="24"/>
+          <w:szCs w:val="24"/>
+          <w:lang w:eastAsia="en-GB"/>
+        </w:rPr>
+        <w:t xml:space="preserve">Using custom CSS properties and vanilla JavaScript, I transformed the static HTML </w:t>
+      </w:r>
+      <w:proofErr w:type="spellStart"/>
+      <w:r>
+        <w:rPr>
+          <w:rFonts w:ascii="Arial" w:eastAsia="Times New Roman" w:hAnsi="Arial" w:cs="Arial"/>
+          <w:sz w:val="24"/>
+          <w:szCs w:val="24"/>
+          <w:lang w:eastAsia="en-GB"/>
+        </w:rPr>
+        <w:t>markup</w:t>
+      </w:r>
+      <w:proofErr w:type="spellEnd"/>
+      <w:r>
+        <w:rPr>
+          <w:rFonts w:ascii="Arial" w:eastAsia="Times New Roman" w:hAnsi="Arial" w:cs="Arial"/>
+          <w:sz w:val="24"/>
+          <w:szCs w:val="24"/>
+          <w:lang w:eastAsia="en-GB"/>
+        </w:rPr>
+        <w:t xml:space="preserve"> into a polished, responsive, and highly interactive contact module. Key features added today include light/dark theme support, smooth scroll-reveal animations, custom button ripple effects, and dynamic form submission feedback. All objectives for this section are now fully complete.</w:t>
+      </w:r>
+    </w:p>
+    <w:p>
+      <w:pPr>
+        <w:pStyle w:val="Heading4"/>
+        <w:rPr>
+          <w:rFonts w:ascii="Arial" w:hAnsi="Arial" w:cs="Arial"/>
+        </w:rPr>
+      </w:pPr>
+      <w:r>
+        <w:rPr>
+          <w:rFonts w:ascii="Arial" w:hAnsi="Arial" w:cs="Arial"/>
+        </w:rPr>
+        <w:t>Implementation Phase: Contact Section (CSS Styling &amp; JavaScript)</w:t>
+      </w:r>
+    </w:p>
+    <w:p>
+      <w:pPr>
+        <w:pStyle w:val="NormalWeb"/>
+        <w:rPr>
+          <w:rFonts w:ascii="Arial" w:hAnsi="Arial" w:cs="Arial"/>
+        </w:rPr>
+      </w:pPr>
+      <w:r>
+        <w:rPr>
+          <w:rFonts w:ascii="Arial" w:hAnsi="Arial" w:cs="Arial"/>
+          <w:b/>
+          <w:bCs/>
+        </w:rPr>
+        <w:t>CSS Styling Execution:</w:t>
+      </w:r>
+    </w:p>
+    <w:p>
+      <w:pPr>
+        <w:pStyle w:val="NormalWeb"/>
+        <w:numPr>
+          <w:ilvl w:val="0"/>
+          <w:numId w:val="20"/>
+        </w:numPr>
+        <w:rPr>
+          <w:rFonts w:ascii="Arial" w:hAnsi="Arial" w:cs="Arial"/>
+        </w:rPr>
+      </w:pPr>
+      <w:r>
+        <w:rPr>
+          <w:rFonts w:ascii="Arial" w:hAnsi="Arial" w:cs="Arial"/>
+          <w:b/>
+          <w:bCs/>
+        </w:rPr>
+        <w:t>Theme Variables &amp; Light/Dark Mode:</w:t>
+      </w:r>
+      <w:r>
+        <w:rPr>
+          <w:rFonts w:ascii="Arial" w:hAnsi="Arial" w:cs="Arial"/>
+        </w:rPr>
+        <w:t xml:space="preserve"> Defined comprehensive CSS custom properties </w:t>
+      </w:r>
+      <w:proofErr w:type="gramStart"/>
+      <w:r>
+        <w:rPr>
+          <w:rFonts w:ascii="Arial" w:hAnsi="Arial" w:cs="Arial"/>
+        </w:rPr>
+        <w:t xml:space="preserve">in </w:t>
+      </w:r>
+      <w:r>
+        <w:rPr>
+          <w:rStyle w:val="HTMLCode"/>
+          <w:rFonts w:ascii="Arial" w:hAnsi="Arial" w:cs="Arial"/>
+        </w:rPr>
+        <w:t>:root</w:t>
+      </w:r>
+      <w:proofErr w:type="gramEnd"/>
+      <w:r>
+        <w:rPr>
+          <w:rFonts w:ascii="Arial" w:hAnsi="Arial" w:cs="Arial"/>
+        </w:rPr>
+        <w:t xml:space="preserve"> for dark mode and added full support for a light theme using </w:t>
+      </w:r>
+      <w:r>
+        <w:rPr>
+          <w:rStyle w:val="HTMLCode"/>
+          <w:rFonts w:ascii="Arial" w:hAnsi="Arial" w:cs="Arial"/>
+        </w:rPr>
+        <w:t>[data-theme="light"]</w:t>
+      </w:r>
+      <w:r>
+        <w:rPr>
+          <w:rFonts w:ascii="Arial" w:hAnsi="Arial" w:cs="Arial"/>
+        </w:rPr>
+        <w:t xml:space="preserve">. Variables manage background </w:t>
+      </w:r>
+      <w:proofErr w:type="spellStart"/>
+      <w:r>
+        <w:rPr>
+          <w:rFonts w:ascii="Arial" w:hAnsi="Arial" w:cs="Arial"/>
+        </w:rPr>
+        <w:t>colors</w:t>
+      </w:r>
+      <w:proofErr w:type="spellEnd"/>
+      <w:r>
+        <w:rPr>
+          <w:rFonts w:ascii="Arial" w:hAnsi="Arial" w:cs="Arial"/>
+        </w:rPr>
+        <w:t xml:space="preserve">, card backgrounds, input backgrounds, and text </w:t>
+      </w:r>
+      <w:proofErr w:type="spellStart"/>
+      <w:r>
+        <w:rPr>
+          <w:rFonts w:ascii="Arial" w:hAnsi="Arial" w:cs="Arial"/>
+        </w:rPr>
+        <w:t>colors</w:t>
+      </w:r>
+      <w:proofErr w:type="spellEnd"/>
+      <w:r>
+        <w:rPr>
+          <w:rFonts w:ascii="Arial" w:hAnsi="Arial" w:cs="Arial"/>
+        </w:rPr>
+        <w:t xml:space="preserve"> dynamically.</w:t>
+      </w:r>
+    </w:p>
+    <w:p>
+      <w:pPr>
+        <w:pStyle w:val="NormalWeb"/>
+        <w:numPr>
+          <w:ilvl w:val="0"/>
+          <w:numId w:val="20"/>
+        </w:numPr>
+        <w:rPr>
+          <w:rFonts w:ascii="Arial" w:hAnsi="Arial" w:cs="Arial"/>
+        </w:rPr>
+      </w:pPr>
+      <w:r>
+        <w:rPr>
+          <w:rFonts w:ascii="Arial" w:hAnsi="Arial" w:cs="Arial"/>
+          <w:b/>
+          <w:bCs/>
+        </w:rPr>
+        <w:lastRenderedPageBreak/>
+        <w:t>Layout &amp; Typography:</w:t>
+      </w:r>
+      <w:r>
+        <w:rPr>
+          <w:rFonts w:ascii="Arial" w:hAnsi="Arial" w:cs="Arial"/>
+        </w:rPr>
+        <w:t xml:space="preserve"> Set up a clean section shell with a maximum content width of 1200px. Applied a linear gradient text mask (</w:t>
+      </w:r>
+      <w:r>
+        <w:rPr>
+          <w:rStyle w:val="HTMLCode"/>
+          <w:rFonts w:ascii="Arial" w:hAnsi="Arial" w:cs="Arial"/>
+        </w:rPr>
+        <w:t>#00d4ff</w:t>
+      </w:r>
+      <w:r>
+        <w:rPr>
+          <w:rFonts w:ascii="Arial" w:hAnsi="Arial" w:cs="Arial"/>
+        </w:rPr>
+        <w:t xml:space="preserve"> to </w:t>
+      </w:r>
+      <w:r>
+        <w:rPr>
+          <w:rStyle w:val="HTMLCode"/>
+          <w:rFonts w:ascii="Arial" w:hAnsi="Arial" w:cs="Arial"/>
+        </w:rPr>
+        <w:t>#a855f7</w:t>
+      </w:r>
+      <w:r>
+        <w:rPr>
+          <w:rFonts w:ascii="Arial" w:hAnsi="Arial" w:cs="Arial"/>
+        </w:rPr>
+        <w:t>) to the section heading for visual consistency with the rest of the site.</w:t>
+      </w:r>
+    </w:p>
+    <w:p>
+      <w:pPr>
+        <w:pStyle w:val="NormalWeb"/>
+        <w:numPr>
+          <w:ilvl w:val="0"/>
+          <w:numId w:val="20"/>
+        </w:numPr>
+        <w:rPr>
+          <w:rFonts w:ascii="Arial" w:hAnsi="Arial" w:cs="Arial"/>
+        </w:rPr>
+      </w:pPr>
+      <w:r>
+        <w:rPr>
+          <w:rFonts w:ascii="Arial" w:hAnsi="Arial" w:cs="Arial"/>
+          <w:b/>
+          <w:bCs/>
+        </w:rPr>
+        <w:t>Social &amp; CV Action Buttons:</w:t>
+      </w:r>
+      <w:r>
+        <w:rPr>
+          <w:rFonts w:ascii="Arial" w:hAnsi="Arial" w:cs="Arial"/>
+        </w:rPr>
+        <w:t xml:space="preserve"> Styled the social links </w:t>
+      </w:r>
+      <w:proofErr w:type="gramStart"/>
+      <w:r>
+        <w:rPr>
+          <w:rFonts w:ascii="Arial" w:hAnsi="Arial" w:cs="Arial"/>
+        </w:rPr>
+        <w:t>(</w:t>
+      </w:r>
+      <w:r>
+        <w:rPr>
+          <w:rStyle w:val="HTMLCode"/>
+          <w:rFonts w:ascii="Arial" w:hAnsi="Arial" w:cs="Arial"/>
+        </w:rPr>
+        <w:t>.</w:t>
+      </w:r>
+      <w:proofErr w:type="spellStart"/>
+      <w:r>
+        <w:rPr>
+          <w:rStyle w:val="HTMLCode"/>
+          <w:rFonts w:ascii="Arial" w:hAnsi="Arial" w:cs="Arial"/>
+        </w:rPr>
+        <w:t>btn</w:t>
+      </w:r>
+      <w:proofErr w:type="spellEnd"/>
+      <w:proofErr w:type="gramEnd"/>
+      <w:r>
+        <w:rPr>
+          <w:rStyle w:val="HTMLCode"/>
+          <w:rFonts w:ascii="Arial" w:hAnsi="Arial" w:cs="Arial"/>
+        </w:rPr>
+        <w:t>-social</w:t>
+      </w:r>
+      <w:r>
+        <w:rPr>
+          <w:rFonts w:ascii="Arial" w:hAnsi="Arial" w:cs="Arial"/>
+        </w:rPr>
+        <w:t>) into pill-shaped buttons with smooth hover elevations (</w:t>
+      </w:r>
+      <w:proofErr w:type="spellStart"/>
+      <w:r>
+        <w:rPr>
+          <w:rStyle w:val="HTMLCode"/>
+          <w:rFonts w:ascii="Arial" w:hAnsi="Arial" w:cs="Arial"/>
+        </w:rPr>
+        <w:t>translateY</w:t>
+      </w:r>
+      <w:proofErr w:type="spellEnd"/>
+      <w:r>
+        <w:rPr>
+          <w:rStyle w:val="HTMLCode"/>
+          <w:rFonts w:ascii="Arial" w:hAnsi="Arial" w:cs="Arial"/>
+        </w:rPr>
+        <w:t>(-3px)</w:t>
+      </w:r>
+      <w:r>
+        <w:rPr>
+          <w:rFonts w:ascii="Arial" w:hAnsi="Arial" w:cs="Arial"/>
+        </w:rPr>
+        <w:t xml:space="preserve">). Styled the primary </w:t>
+      </w:r>
+      <w:r>
+        <w:rPr>
+          <w:rFonts w:ascii="Arial" w:hAnsi="Arial" w:cs="Arial"/>
+          <w:b/>
+          <w:bCs/>
+        </w:rPr>
+        <w:t>Download CV</w:t>
+      </w:r>
+      <w:r>
+        <w:rPr>
+          <w:rFonts w:ascii="Arial" w:hAnsi="Arial" w:cs="Arial"/>
+        </w:rPr>
+        <w:t xml:space="preserve"> button with a vibrant background gradient fill.</w:t>
+      </w:r>
+    </w:p>
+    <w:p>
+      <w:pPr>
+        <w:pStyle w:val="NormalWeb"/>
+        <w:numPr>
+          <w:ilvl w:val="0"/>
+          <w:numId w:val="20"/>
+        </w:numPr>
+        <w:rPr>
+          <w:rFonts w:ascii="Arial" w:hAnsi="Arial" w:cs="Arial"/>
+        </w:rPr>
+      </w:pPr>
+      <w:r>
+        <w:rPr>
+          <w:rFonts w:ascii="Arial" w:hAnsi="Arial" w:cs="Arial"/>
+          <w:b/>
+          <w:bCs/>
+        </w:rPr>
+        <w:t>Form Aesthetics:</w:t>
+      </w:r>
+      <w:r>
+        <w:rPr>
+          <w:rFonts w:ascii="Arial" w:hAnsi="Arial" w:cs="Arial"/>
+        </w:rPr>
+        <w:t xml:space="preserve"> Encapsulated the contact form in a </w:t>
+      </w:r>
+      <w:proofErr w:type="spellStart"/>
+      <w:r>
+        <w:rPr>
+          <w:rFonts w:ascii="Arial" w:hAnsi="Arial" w:cs="Arial"/>
+        </w:rPr>
+        <w:t>centered</w:t>
+      </w:r>
+      <w:proofErr w:type="spellEnd"/>
+      <w:r>
+        <w:rPr>
+          <w:rFonts w:ascii="Arial" w:hAnsi="Arial" w:cs="Arial"/>
+        </w:rPr>
+        <w:t xml:space="preserve"> card wrapper (</w:t>
+      </w:r>
+      <w:r>
+        <w:rPr>
+          <w:rStyle w:val="HTMLCode"/>
+          <w:rFonts w:ascii="Arial" w:hAnsi="Arial" w:cs="Arial"/>
+        </w:rPr>
+        <w:t>700px</w:t>
+      </w:r>
+      <w:r>
+        <w:rPr>
+          <w:rFonts w:ascii="Arial" w:hAnsi="Arial" w:cs="Arial"/>
+        </w:rPr>
+        <w:t xml:space="preserve"> max-width, </w:t>
+      </w:r>
+      <w:r>
+        <w:rPr>
+          <w:rStyle w:val="HTMLCode"/>
+          <w:rFonts w:ascii="Arial" w:hAnsi="Arial" w:cs="Arial"/>
+        </w:rPr>
+        <w:t>24px</w:t>
+      </w:r>
+      <w:r>
+        <w:rPr>
+          <w:rFonts w:ascii="Arial" w:hAnsi="Arial" w:cs="Arial"/>
+        </w:rPr>
+        <w:t xml:space="preserve"> border radius). Custom-styled all input fields and </w:t>
+      </w:r>
+      <w:proofErr w:type="spellStart"/>
+      <w:r>
+        <w:rPr>
+          <w:rFonts w:ascii="Arial" w:hAnsi="Arial" w:cs="Arial"/>
+        </w:rPr>
+        <w:t>textareas</w:t>
+      </w:r>
+      <w:proofErr w:type="spellEnd"/>
+      <w:r>
+        <w:rPr>
+          <w:rFonts w:ascii="Arial" w:hAnsi="Arial" w:cs="Arial"/>
+        </w:rPr>
+        <w:t xml:space="preserve"> with rounded corners, subtle backgrounds, and full-width layout.</w:t>
+      </w:r>
+    </w:p>
+    <w:p>
+      <w:pPr>
+        <w:pStyle w:val="NormalWeb"/>
+        <w:numPr>
+          <w:ilvl w:val="0"/>
+          <w:numId w:val="20"/>
+        </w:numPr>
+        <w:rPr>
+          <w:rFonts w:ascii="Arial" w:hAnsi="Arial" w:cs="Arial"/>
+        </w:rPr>
+      </w:pPr>
+      <w:r>
+        <w:rPr>
+          <w:rFonts w:ascii="Arial" w:hAnsi="Arial" w:cs="Arial"/>
+          <w:b/>
+          <w:bCs/>
+        </w:rPr>
+        <w:t>Mobile Responsiveness:</w:t>
+      </w:r>
+      <w:r>
+        <w:rPr>
+          <w:rFonts w:ascii="Arial" w:hAnsi="Arial" w:cs="Arial"/>
+        </w:rPr>
+        <w:t xml:space="preserve"> Added CSS Media Queries for screens below 600px width to adjust padding, decrease heading font sizes (</w:t>
+      </w:r>
+      <w:r>
+        <w:rPr>
+          <w:rStyle w:val="HTMLCode"/>
+          <w:rFonts w:ascii="Arial" w:hAnsi="Arial" w:cs="Arial"/>
+        </w:rPr>
+        <w:t>2.1rem</w:t>
+      </w:r>
+      <w:r>
+        <w:rPr>
+          <w:rFonts w:ascii="Arial" w:hAnsi="Arial" w:cs="Arial"/>
+        </w:rPr>
+        <w:t>), and keep the form card comfortable on smaller viewports.</w:t>
+      </w:r>
+    </w:p>
+    <w:p>
+      <w:pPr>
+        <w:pStyle w:val="NormalWeb"/>
+        <w:rPr>
+          <w:rFonts w:ascii="Arial" w:hAnsi="Arial" w:cs="Arial"/>
+        </w:rPr>
+      </w:pPr>
+      <w:r>
+        <w:rPr>
+          <w:rFonts w:ascii="Arial" w:hAnsi="Arial" w:cs="Arial"/>
+          <w:b/>
+          <w:bCs/>
+        </w:rPr>
+        <w:t>JavaScript Logic Execution:</w:t>
+      </w:r>
+    </w:p>
+    <w:p>
+      <w:pPr>
+        <w:pStyle w:val="NormalWeb"/>
+        <w:numPr>
+          <w:ilvl w:val="0"/>
+          <w:numId w:val="21"/>
+        </w:numPr>
+        <w:rPr>
+          <w:rFonts w:ascii="Arial" w:hAnsi="Arial" w:cs="Arial"/>
+        </w:rPr>
+      </w:pPr>
+      <w:r>
+        <w:rPr>
+          <w:rFonts w:ascii="Arial" w:hAnsi="Arial" w:cs="Arial"/>
+          <w:b/>
+          <w:bCs/>
+        </w:rPr>
+        <w:t>Scroll-Reveal Observer:</w:t>
+      </w:r>
+      <w:r>
+        <w:rPr>
+          <w:rFonts w:ascii="Arial" w:hAnsi="Arial" w:cs="Arial"/>
+        </w:rPr>
+        <w:t xml:space="preserve"> Utilized the native </w:t>
+      </w:r>
+      <w:proofErr w:type="spellStart"/>
+      <w:r>
+        <w:rPr>
+          <w:rStyle w:val="HTMLCode"/>
+          <w:rFonts w:ascii="Arial" w:eastAsiaTheme="majorEastAsia" w:hAnsi="Arial" w:cs="Arial"/>
+        </w:rPr>
+        <w:t>IntersectionObserver</w:t>
+      </w:r>
+      <w:proofErr w:type="spellEnd"/>
+      <w:r>
+        <w:rPr>
+          <w:rFonts w:ascii="Arial" w:hAnsi="Arial" w:cs="Arial"/>
+        </w:rPr>
+        <w:t xml:space="preserve"> API to monitor when the heading, social links, and form card scroll into view. When triggered, it attaches an </w:t>
+      </w:r>
+      <w:r>
+        <w:rPr>
+          <w:rStyle w:val="HTMLCode"/>
+          <w:rFonts w:ascii="Arial" w:eastAsiaTheme="majorEastAsia" w:hAnsi="Arial" w:cs="Arial"/>
+        </w:rPr>
+        <w:t>.is-visible</w:t>
+      </w:r>
+      <w:r>
+        <w:rPr>
+          <w:rFonts w:ascii="Arial" w:hAnsi="Arial" w:cs="Arial"/>
+        </w:rPr>
+        <w:t xml:space="preserve"> CSS class to create a smooth entrance animation.</w:t>
+      </w:r>
+    </w:p>
+    <w:p>
+      <w:pPr>
+        <w:pStyle w:val="NormalWeb"/>
+        <w:numPr>
+          <w:ilvl w:val="0"/>
+          <w:numId w:val="21"/>
+        </w:numPr>
+        <w:rPr>
+          <w:rFonts w:ascii="Arial" w:hAnsi="Arial" w:cs="Arial"/>
+        </w:rPr>
+      </w:pPr>
+      <w:r>
+        <w:rPr>
+          <w:rFonts w:ascii="Arial" w:hAnsi="Arial" w:cs="Arial"/>
+          <w:b/>
+          <w:bCs/>
+        </w:rPr>
+        <w:t>Ripple Click Micro-Interactions:</w:t>
+      </w:r>
+      <w:r>
+        <w:rPr>
+          <w:rFonts w:ascii="Arial" w:hAnsi="Arial" w:cs="Arial"/>
+        </w:rPr>
+        <w:t xml:space="preserve"> Built a dynamic click listener (</w:t>
+      </w:r>
+      <w:proofErr w:type="spellStart"/>
+      <w:r>
+        <w:rPr>
+          <w:rStyle w:val="HTMLCode"/>
+          <w:rFonts w:ascii="Arial" w:eastAsiaTheme="majorEastAsia" w:hAnsi="Arial" w:cs="Arial"/>
+        </w:rPr>
+        <w:t>attachRipple</w:t>
+      </w:r>
+      <w:proofErr w:type="spellEnd"/>
+      <w:r>
+        <w:rPr>
+          <w:rFonts w:ascii="Arial" w:hAnsi="Arial" w:cs="Arial"/>
+        </w:rPr>
+        <w:t xml:space="preserve">) that calculates click coordinates and appends a scaling CSS circle </w:t>
+      </w:r>
+      <w:proofErr w:type="gramStart"/>
+      <w:r>
+        <w:rPr>
+          <w:rFonts w:ascii="Arial" w:hAnsi="Arial" w:cs="Arial"/>
+        </w:rPr>
+        <w:t>(</w:t>
+      </w:r>
+      <w:r>
+        <w:rPr>
+          <w:rStyle w:val="HTMLCode"/>
+          <w:rFonts w:ascii="Arial" w:eastAsiaTheme="majorEastAsia" w:hAnsi="Arial" w:cs="Arial"/>
+        </w:rPr>
+        <w:t>.ripple</w:t>
+      </w:r>
+      <w:proofErr w:type="gramEnd"/>
+      <w:r>
+        <w:rPr>
+          <w:rFonts w:ascii="Arial" w:hAnsi="Arial" w:cs="Arial"/>
+        </w:rPr>
+        <w:t>) to buttons, providing immediate tactile feedback upon clicking.</w:t>
+      </w:r>
+    </w:p>
+    <w:p>
+      <w:pPr>
+        <w:pStyle w:val="NormalWeb"/>
+        <w:numPr>
+          <w:ilvl w:val="0"/>
+          <w:numId w:val="21"/>
+        </w:numPr>
+        <w:rPr>
+          <w:rFonts w:ascii="Arial" w:hAnsi="Arial" w:cs="Arial"/>
+        </w:rPr>
+      </w:pPr>
+      <w:r>
+        <w:rPr>
+          <w:rFonts w:ascii="Arial" w:hAnsi="Arial" w:cs="Arial"/>
+          <w:b/>
+          <w:bCs/>
+        </w:rPr>
+        <w:t>Interactive Form Submission:</w:t>
+      </w:r>
+      <w:r>
+        <w:rPr>
+          <w:rFonts w:ascii="Arial" w:hAnsi="Arial" w:cs="Arial"/>
+        </w:rPr>
+        <w:t xml:space="preserve"> Intercepted the form's </w:t>
+      </w:r>
+      <w:r>
+        <w:rPr>
+          <w:rStyle w:val="HTMLCode"/>
+          <w:rFonts w:ascii="Arial" w:eastAsiaTheme="majorEastAsia" w:hAnsi="Arial" w:cs="Arial"/>
+        </w:rPr>
+        <w:t>submit</w:t>
+      </w:r>
+      <w:r>
+        <w:rPr>
+          <w:rFonts w:ascii="Arial" w:hAnsi="Arial" w:cs="Arial"/>
+        </w:rPr>
+        <w:t xml:space="preserve"> event to prevent traditional page reloads (</w:t>
+      </w:r>
+      <w:proofErr w:type="spellStart"/>
+      <w:proofErr w:type="gramStart"/>
+      <w:r>
+        <w:rPr>
+          <w:rStyle w:val="HTMLCode"/>
+          <w:rFonts w:ascii="Arial" w:eastAsiaTheme="majorEastAsia" w:hAnsi="Arial" w:cs="Arial"/>
+        </w:rPr>
+        <w:t>e.preventDefault</w:t>
+      </w:r>
+      <w:proofErr w:type="spellEnd"/>
+      <w:proofErr w:type="gramEnd"/>
+      <w:r>
+        <w:rPr>
+          <w:rStyle w:val="HTMLCode"/>
+          <w:rFonts w:ascii="Arial" w:eastAsiaTheme="majorEastAsia" w:hAnsi="Arial" w:cs="Arial"/>
+        </w:rPr>
+        <w:t>()</w:t>
+      </w:r>
+      <w:r>
+        <w:rPr>
+          <w:rFonts w:ascii="Arial" w:hAnsi="Arial" w:cs="Arial"/>
+        </w:rPr>
+        <w:t xml:space="preserve">). Simulated an asynchronous network request by dynamically changing the button text from </w:t>
+      </w:r>
+      <w:r>
+        <w:rPr>
+          <w:rFonts w:ascii="Arial" w:hAnsi="Arial" w:cs="Arial"/>
+          <w:b/>
+          <w:bCs/>
+        </w:rPr>
+        <w:t>"Sending..."</w:t>
+      </w:r>
+      <w:r>
+        <w:rPr>
+          <w:rFonts w:ascii="Arial" w:hAnsi="Arial" w:cs="Arial"/>
+        </w:rPr>
+        <w:t xml:space="preserve"> to </w:t>
+      </w:r>
+      <w:r>
+        <w:rPr>
+          <w:rFonts w:ascii="Arial" w:hAnsi="Arial" w:cs="Arial"/>
+          <w:b/>
+          <w:bCs/>
+        </w:rPr>
+        <w:t xml:space="preserve">"Message Sent </w:t>
+      </w:r>
+      <w:r>
+        <w:rPr>
+          <w:rFonts w:ascii="Segoe UI Symbol" w:hAnsi="Segoe UI Symbol" w:cs="Segoe UI Symbol"/>
+          <w:b/>
+          <w:bCs/>
+        </w:rPr>
+        <w:t>✓</w:t>
+      </w:r>
+      <w:r>
+        <w:rPr>
+          <w:rFonts w:ascii="Arial" w:hAnsi="Arial" w:cs="Arial"/>
+          <w:b/>
+          <w:bCs/>
+        </w:rPr>
+        <w:t>"</w:t>
+      </w:r>
+      <w:r>
+        <w:rPr>
+          <w:rFonts w:ascii="Arial" w:hAnsi="Arial" w:cs="Arial"/>
+        </w:rPr>
+        <w:t>, clearing form inputs, and resetting the button state after a short delay.</w:t>
+      </w:r>
+    </w:p>
+    <w:p>
+      <w:pPr>
+        <w:pStyle w:val="Heading4"/>
+        <w:rPr>
+          <w:rFonts w:ascii="Arial" w:hAnsi="Arial" w:cs="Arial"/>
+        </w:rPr>
+      </w:pPr>
+      <w:r>
+        <w:rPr>
+          <w:rFonts w:ascii="Arial" w:hAnsi="Arial" w:cs="Arial"/>
+        </w:rPr>
+        <w:t>Technical Challenges &amp; Problem Solving</w:t>
+      </w:r>
+    </w:p>
+    <w:p>
+      <w:pPr>
+        <w:pStyle w:val="Heading4"/>
+        <w:rPr>
+          <w:rFonts w:ascii="Arial" w:hAnsi="Arial" w:cs="Arial"/>
+        </w:rPr>
+      </w:pPr>
+      <w:r>
+        <w:rPr>
+          <w:rFonts w:ascii="Arial" w:hAnsi="Arial" w:cs="Arial"/>
+        </w:rPr>
+        <w:t>Challenge 1: Ensuring Accessibility for Users Sensitive to Motion</w:t>
+      </w:r>
+    </w:p>
+    <w:p>
+      <w:pPr>
+        <w:pStyle w:val="NormalWeb"/>
+        <w:rPr>
+          <w:rFonts w:ascii="Arial" w:hAnsi="Arial" w:cs="Arial"/>
+        </w:rPr>
+      </w:pPr>
+      <w:r>
+        <w:rPr>
+          <w:rFonts w:ascii="Arial" w:hAnsi="Arial" w:cs="Arial"/>
+          <w:b/>
+          <w:bCs/>
+        </w:rPr>
+        <w:t>The Problem:</w:t>
+      </w:r>
+      <w:r>
+        <w:rPr>
+          <w:rFonts w:ascii="Arial" w:hAnsi="Arial" w:cs="Arial"/>
+        </w:rPr>
+        <w:t xml:space="preserve"> Smooth scroll-reveal animations and scale effects can cause discomfort for visitors with vestibular motion disorders or those who have motion reduction enabled in their system settings.</w:t>
+      </w:r>
+    </w:p>
+    <w:p>
+      <w:pPr>
+        <w:pStyle w:val="NormalWeb"/>
+        <w:rPr>
+          <w:rFonts w:ascii="Arial" w:hAnsi="Arial" w:cs="Arial"/>
+        </w:rPr>
+      </w:pPr>
+      <w:r>
+        <w:rPr>
+          <w:rFonts w:ascii="Arial" w:hAnsi="Arial" w:cs="Arial"/>
+          <w:b/>
+          <w:bCs/>
+        </w:rPr>
+        <w:t>The Solution:</w:t>
+      </w:r>
+      <w:r>
+        <w:rPr>
+          <w:rFonts w:ascii="Arial" w:hAnsi="Arial" w:cs="Arial"/>
+        </w:rPr>
+        <w:t xml:space="preserve"> Integrated motion accessibility checks in both CSS and JavaScript. In JavaScript, I used </w:t>
+      </w:r>
+      <w:proofErr w:type="spellStart"/>
+      <w:proofErr w:type="gramStart"/>
+      <w:r>
+        <w:rPr>
+          <w:rStyle w:val="HTMLCode"/>
+          <w:rFonts w:ascii="Arial" w:hAnsi="Arial" w:cs="Arial"/>
+        </w:rPr>
+        <w:t>window.matchMedia</w:t>
+      </w:r>
+      <w:proofErr w:type="spellEnd"/>
+      <w:proofErr w:type="gramEnd"/>
+      <w:r>
+        <w:rPr>
+          <w:rStyle w:val="HTMLCode"/>
+          <w:rFonts w:ascii="Arial" w:hAnsi="Arial" w:cs="Arial"/>
+        </w:rPr>
+        <w:t>('(prefers-reduced-motion: reduce)')</w:t>
+      </w:r>
+      <w:r>
+        <w:rPr>
+          <w:rFonts w:ascii="Arial" w:hAnsi="Arial" w:cs="Arial"/>
+        </w:rPr>
+        <w:t xml:space="preserve"> to automatically bypass the </w:t>
+      </w:r>
+      <w:proofErr w:type="spellStart"/>
+      <w:r>
+        <w:rPr>
+          <w:rStyle w:val="HTMLCode"/>
+          <w:rFonts w:ascii="Arial" w:hAnsi="Arial" w:cs="Arial"/>
+        </w:rPr>
+        <w:t>IntersectionObserver</w:t>
+      </w:r>
+      <w:proofErr w:type="spellEnd"/>
+      <w:r>
+        <w:rPr>
+          <w:rFonts w:ascii="Arial" w:hAnsi="Arial" w:cs="Arial"/>
+        </w:rPr>
+        <w:t xml:space="preserve"> and display elements immediately. In CSS, I added a </w:t>
+      </w:r>
+      <w:r>
+        <w:rPr>
+          <w:rStyle w:val="HTMLCode"/>
+          <w:rFonts w:ascii="Arial" w:hAnsi="Arial" w:cs="Arial"/>
+        </w:rPr>
+        <w:t>@media (prefers-reduced-motion: reduce)</w:t>
+      </w:r>
+      <w:r>
+        <w:rPr>
+          <w:rFonts w:ascii="Arial" w:hAnsi="Arial" w:cs="Arial"/>
+        </w:rPr>
+        <w:t xml:space="preserve"> block to force full opacity and disable transforms.</w:t>
+      </w:r>
+    </w:p>
+    <w:p>
+      <w:pPr>
+        <w:pStyle w:val="Heading4"/>
+        <w:rPr>
+          <w:rFonts w:ascii="Arial" w:hAnsi="Arial" w:cs="Arial"/>
+        </w:rPr>
+      </w:pPr>
+      <w:r>
+        <w:rPr>
+          <w:rFonts w:ascii="Arial" w:hAnsi="Arial" w:cs="Arial"/>
+        </w:rPr>
+        <w:t>Challenge 2: Providing Clear User Feedback Without a Backend Server</w:t>
+      </w:r>
+    </w:p>
+    <w:p>
+      <w:pPr>
+        <w:pStyle w:val="NormalWeb"/>
+        <w:rPr>
+          <w:rFonts w:ascii="Arial" w:hAnsi="Arial" w:cs="Arial"/>
+        </w:rPr>
+      </w:pPr>
+      <w:r>
+        <w:rPr>
+          <w:rFonts w:ascii="Arial" w:hAnsi="Arial" w:cs="Arial"/>
+          <w:b/>
+          <w:bCs/>
+        </w:rPr>
+        <w:t>The Problem:</w:t>
+      </w:r>
+      <w:r>
+        <w:rPr>
+          <w:rFonts w:ascii="Arial" w:hAnsi="Arial" w:cs="Arial"/>
+        </w:rPr>
+        <w:t xml:space="preserve"> Since an active backend email server (like </w:t>
+      </w:r>
+      <w:proofErr w:type="spellStart"/>
+      <w:r>
+        <w:rPr>
+          <w:rFonts w:ascii="Arial" w:hAnsi="Arial" w:cs="Arial"/>
+        </w:rPr>
+        <w:t>EmailJS</w:t>
+      </w:r>
+      <w:proofErr w:type="spellEnd"/>
+      <w:r>
+        <w:rPr>
+          <w:rFonts w:ascii="Arial" w:hAnsi="Arial" w:cs="Arial"/>
+        </w:rPr>
+        <w:t xml:space="preserve"> or </w:t>
+      </w:r>
+      <w:proofErr w:type="spellStart"/>
+      <w:r>
+        <w:rPr>
+          <w:rFonts w:ascii="Arial" w:hAnsi="Arial" w:cs="Arial"/>
+        </w:rPr>
+        <w:t>Formspree</w:t>
+      </w:r>
+      <w:proofErr w:type="spellEnd"/>
+      <w:r>
+        <w:rPr>
+          <w:rFonts w:ascii="Arial" w:hAnsi="Arial" w:cs="Arial"/>
+        </w:rPr>
+        <w:t>) is not wired up yet, submitting the form could leave the user confused about whether their click worked.</w:t>
+      </w:r>
+    </w:p>
+    <w:p>
+      <w:pPr>
+        <w:pStyle w:val="NormalWeb"/>
+        <w:rPr>
+          <w:rFonts w:ascii="Arial" w:hAnsi="Arial" w:cs="Arial"/>
+        </w:rPr>
+      </w:pPr>
+      <w:r>
+        <w:rPr>
+          <w:rFonts w:ascii="Arial" w:hAnsi="Arial" w:cs="Arial"/>
+          <w:b/>
+          <w:bCs/>
+        </w:rPr>
+        <w:t>The Solution:</w:t>
+      </w:r>
+      <w:r>
+        <w:rPr>
+          <w:rFonts w:ascii="Arial" w:hAnsi="Arial" w:cs="Arial"/>
+        </w:rPr>
+        <w:t xml:space="preserve"> Created a smooth user-experience loop in JavaScript. Upon form submission, the submit button disables immediately and provides sequential step-by-step text feedback ("Sending..." -&gt; "Message Sent </w:t>
+      </w:r>
+      <w:r>
+        <w:rPr>
+          <w:rFonts w:ascii="Segoe UI Symbol" w:hAnsi="Segoe UI Symbol" w:cs="Segoe UI Symbol"/>
+        </w:rPr>
+        <w:t>✓</w:t>
+      </w:r>
+      <w:r>
+        <w:rPr>
+          <w:rFonts w:ascii="Arial" w:hAnsi="Arial" w:cs="Arial"/>
+        </w:rPr>
+        <w:t>"). It then clears all form fields (</w:t>
+      </w:r>
+      <w:proofErr w:type="spellStart"/>
+      <w:proofErr w:type="gramStart"/>
+      <w:r>
+        <w:rPr>
+          <w:rStyle w:val="HTMLCode"/>
+          <w:rFonts w:ascii="Arial" w:hAnsi="Arial" w:cs="Arial"/>
+        </w:rPr>
+        <w:t>form.reset</w:t>
+      </w:r>
+      <w:proofErr w:type="spellEnd"/>
+      <w:proofErr w:type="gramEnd"/>
+      <w:r>
+        <w:rPr>
+          <w:rStyle w:val="HTMLCode"/>
+          <w:rFonts w:ascii="Arial" w:hAnsi="Arial" w:cs="Arial"/>
+        </w:rPr>
+        <w:t>()</w:t>
+      </w:r>
+      <w:r>
+        <w:rPr>
+          <w:rFonts w:ascii="Arial" w:hAnsi="Arial" w:cs="Arial"/>
+        </w:rPr>
+        <w:t>) and gracefully resets the button text after 2 seconds.</w:t>
+      </w:r>
+    </w:p>
+    <w:p>
+      <w:pPr>
+        <w:pStyle w:val="NormalWeb"/>
+        <w:rPr>
+          <w:rFonts w:ascii="Arial" w:hAnsi="Arial" w:cs="Arial"/>
+        </w:rPr>
+      </w:pPr>
+    </w:p>
+    <w:p>
+      <w:pPr>
+        <w:pStyle w:val="NormalWeb"/>
+        <w:rPr>
+          <w:rFonts w:ascii="Arial" w:hAnsi="Arial" w:cs="Arial"/>
+        </w:rPr>
+      </w:pPr>
+    </w:p>
+    <w:p>
+      <w:pPr>
+        <w:spacing w:before="100" w:beforeAutospacing="1" w:after="100" w:afterAutospacing="1" w:line="240" w:lineRule="auto"/>
+        <w:rPr>
+          <w:rFonts w:ascii="Arial" w:eastAsia="Times New Roman" w:hAnsi="Arial" w:cs="Arial"/>
+          <w:sz w:val="28"/>
+          <w:szCs w:val="28"/>
+          <w:lang w:eastAsia="en-GB"/>
+        </w:rPr>
+      </w:pPr>
+    </w:p>
+    <w:p>
+      <w:pPr>
+        <w:spacing w:before="100" w:beforeAutospacing="1" w:after="100" w:afterAutospacing="1" w:line="240" w:lineRule="auto"/>
+        <w:rPr>
+          <w:rFonts w:ascii="Arial" w:eastAsia="Times New Roman" w:hAnsi="Arial" w:cs="Arial"/>
+          <w:color w:val="4472C4" w:themeColor="accent1"/>
+          <w:sz w:val="28"/>
+          <w:szCs w:val="28"/>
+          <w:lang w:eastAsia="en-GB"/>
+        </w:rPr>
+      </w:pPr>
+      <w:r>
+        <w:rPr>
+          <w:rFonts w:ascii="Arial" w:eastAsia="Times New Roman" w:hAnsi="Arial" w:cs="Arial"/>
+          <w:color w:val="4472C4" w:themeColor="accent1"/>
+          <w:sz w:val="28"/>
+          <w:szCs w:val="28"/>
+          <w:lang w:eastAsia="en-GB"/>
+        </w:rPr>
+        <w:lastRenderedPageBreak/>
+        <w:t xml:space="preserve">After add </w:t>
+      </w:r>
+      <w:proofErr w:type="spellStart"/>
+      <w:r>
+        <w:rPr>
+          <w:rFonts w:ascii="Arial" w:eastAsia="Times New Roman" w:hAnsi="Arial" w:cs="Arial"/>
+          <w:color w:val="4472C4" w:themeColor="accent1"/>
+          <w:sz w:val="28"/>
+          <w:szCs w:val="28"/>
+          <w:lang w:eastAsia="en-GB"/>
+        </w:rPr>
+        <w:t>css,js</w:t>
+      </w:r>
+      <w:proofErr w:type="spellEnd"/>
+      <w:r>
+        <w:rPr>
+          <w:rFonts w:ascii="Arial" w:eastAsia="Times New Roman" w:hAnsi="Arial" w:cs="Arial"/>
+          <w:color w:val="4472C4" w:themeColor="accent1"/>
+          <w:sz w:val="28"/>
+          <w:szCs w:val="28"/>
+          <w:lang w:eastAsia="en-GB"/>
+        </w:rPr>
+        <w:t xml:space="preserve"> for portpolio</w:t>
+      </w:r>
+      <w:bookmarkStart w:id="0" w:name="_GoBack"/>
+      <w:bookmarkEnd w:id="0"/>
+    </w:p>
+    <w:p>
+      <w:pPr>
+        <w:spacing w:before="100" w:beforeAutospacing="1" w:after="100" w:afterAutospacing="1" w:line="240" w:lineRule="auto"/>
+        <w:rPr>
+          <w:rFonts w:ascii="Arial" w:eastAsia="Times New Roman" w:hAnsi="Arial" w:cs="Arial"/>
+          <w:sz w:val="28"/>
+          <w:szCs w:val="28"/>
+          <w:lang w:eastAsia="en-GB"/>
+        </w:rPr>
+      </w:pPr>
+    </w:p>
+    <w:p>
+      <w:pPr>
+        <w:spacing w:before="100" w:beforeAutospacing="1" w:after="100" w:afterAutospacing="1" w:line="240" w:lineRule="auto"/>
+        <w:rPr>
+          <w:rFonts w:ascii="Arial" w:eastAsia="Times New Roman" w:hAnsi="Arial" w:cs="Arial"/>
+          <w:sz w:val="28"/>
+          <w:szCs w:val="28"/>
+          <w:lang w:eastAsia="en-GB"/>
+        </w:rPr>
+      </w:pPr>
+      <w:r>
+        <w:rPr>
+          <w:rFonts w:ascii="Arial" w:eastAsia="Times New Roman" w:hAnsi="Arial" w:cs="Arial"/>
+          <w:noProof/>
+          <w:sz w:val="28"/>
+          <w:szCs w:val="28"/>
+          <w:lang w:eastAsia="en-GB"/>
+        </w:rPr>
+        <w:drawing>
+          <wp:anchor distT="0" distB="0" distL="114300" distR="114300" simplePos="0" relativeHeight="251666432" behindDoc="0" locked="0" layoutInCell="1" allowOverlap="1">
+            <wp:simplePos x="0" y="0"/>
+            <wp:positionH relativeFrom="margin">
+              <wp:posOffset>792480</wp:posOffset>
+            </wp:positionH>
+            <wp:positionV relativeFrom="paragraph">
+              <wp:posOffset>2540</wp:posOffset>
+            </wp:positionV>
+            <wp:extent cx="5238750" cy="3562350"/>
+            <wp:effectExtent l="0" t="0" r="0" b="0"/>
+            <wp:wrapThrough wrapText="bothSides">
+              <wp:wrapPolygon edited="0">
+                <wp:start x="0" y="0"/>
+                <wp:lineTo x="0" y="21484"/>
+                <wp:lineTo x="21521" y="21484"/>
+                <wp:lineTo x="21521" y="0"/>
+                <wp:lineTo x="0" y="0"/>
+              </wp:wrapPolygon>
+            </wp:wrapThrough>
+            <wp:docPr id="6" name="Picture 6"/>
+            <wp:cNvGraphicFramePr>
+              <a:graphicFrameLocks xmlns:a="http://schemas.openxmlformats.org/drawingml/2006/main" noChangeAspect="1"/>
+            </wp:cNvGraphicFramePr>
+            <a:graphic xmlns:a="http://schemas.openxmlformats.org/drawingml/2006/main">
+              <a:graphicData uri="http://schemas.openxmlformats.org/drawingml/2006/picture">
+                <pic:pic xmlns:pic="http://schemas.openxmlformats.org/drawingml/2006/picture">
+                  <pic:nvPicPr>
+                    <pic:cNvPr id="6" name="Screenshot 2026-08-09 170957.png"/>
+                    <pic:cNvPicPr/>
+                  </pic:nvPicPr>
+                  <pic:blipFill rotWithShape="1">
+                    <a:blip r:embed="rId11">
+                      <a:extLst>
+                        <a:ext uri="{28A0092B-C50C-407E-A947-70E740481C1C}">
+                          <a14:useLocalDpi xmlns:a14="http://schemas.microsoft.com/office/drawing/2010/main" val="0"/>
+                        </a:ext>
+                      </a:extLst>
+                    </a:blip>
+                    <a:srcRect l="17779"/>
+                    <a:stretch/>
+                  </pic:blipFill>
+                  <pic:spPr bwMode="auto">
+                    <a:xfrm>
+                      <a:off x="0" y="0"/>
+                      <a:ext cx="5238750" cy="3562350"/>
+                    </a:xfrm>
+                    <a:prstGeom prst="rect">
+                      <a:avLst/>
+                    </a:prstGeom>
+                    <a:ln>
+                      <a:noFill/>
+                    </a:ln>
+                    <a:extLst>
+                      <a:ext uri="{53640926-AAD7-44D8-BBD7-CCE9431645EC}">
+                        <a14:shadowObscured xmlns:a14="http://schemas.microsoft.com/office/drawing/2010/main"/>
+                      </a:ext>
+                    </a:extLst>
+                  </pic:spPr>
+                </pic:pic>
+              </a:graphicData>
+            </a:graphic>
+            <wp14:sizeRelH relativeFrom="margin">
+              <wp14:pctWidth>0</wp14:pctWidth>
+            </wp14:sizeRelH>
+          </wp:anchor>
+        </w:drawing>
+      </w:r>
+    </w:p>
+    <w:p>
+      <w:pPr>
+        <w:spacing w:before="100" w:beforeAutospacing="1" w:after="100" w:afterAutospacing="1" w:line="240" w:lineRule="auto"/>
+        <w:rPr>
+          <w:rFonts w:ascii="Arial" w:eastAsia="Times New Roman" w:hAnsi="Arial" w:cs="Arial"/>
+          <w:sz w:val="28"/>
+          <w:szCs w:val="28"/>
+          <w:lang w:eastAsia="en-GB"/>
+        </w:rPr>
+      </w:pPr>
+    </w:p>
+    <w:p>
+      <w:pPr>
+        <w:spacing w:before="100" w:beforeAutospacing="1" w:after="100" w:afterAutospacing="1" w:line="240" w:lineRule="auto"/>
+        <w:rPr>
+          <w:rFonts w:ascii="Arial" w:eastAsia="Times New Roman" w:hAnsi="Arial" w:cs="Arial"/>
+          <w:sz w:val="28"/>
+          <w:szCs w:val="28"/>
+          <w:lang w:eastAsia="en-GB"/>
+        </w:rPr>
+      </w:pPr>
+    </w:p>
+    <w:p>
+      <w:pPr>
+        <w:tabs>
+          <w:tab w:val="left" w:pos="2493"/>
+        </w:tabs>
+        <w:rPr>
+          <w:rFonts w:ascii="Arial" w:hAnsi="Arial" w:cs="Arial"/>
+          <w:sz w:val="28"/>
+          <w:szCs w:val="28"/>
+        </w:rPr>
+      </w:pPr>
+    </w:p>
+    <w:p>
+      <w:pPr>
+        <w:tabs>
+          <w:tab w:val="left" w:pos="2493"/>
+        </w:tabs>
+        <w:rPr>
+          <w:rFonts w:ascii="Arial" w:hAnsi="Arial" w:cs="Arial"/>
+          <w:sz w:val="28"/>
+          <w:szCs w:val="28"/>
+        </w:rPr>
+      </w:pPr>
+    </w:p>
+    <w:p>
+      <w:pPr>
+        <w:tabs>
+          <w:tab w:val="left" w:pos="2493"/>
+        </w:tabs>
+        <w:rPr>
+          <w:rFonts w:ascii="Arial" w:hAnsi="Arial" w:cs="Arial"/>
+          <w:sz w:val="28"/>
+          <w:szCs w:val="28"/>
+        </w:rPr>
+      </w:pPr>
+    </w:p>
+    <w:p>
+      <w:pPr>
+        <w:tabs>
+          <w:tab w:val="left" w:pos="2493"/>
+        </w:tabs>
+        <w:rPr>
+          <w:rFonts w:ascii="Arial" w:hAnsi="Arial" w:cs="Arial"/>
+          <w:sz w:val="28"/>
+          <w:szCs w:val="28"/>
+        </w:rPr>
+      </w:pPr>
     </w:p>
     <w:p>
       <w:pPr>
@@ -4225,6 +7434,155 @@
 <file path=word/numbering.xml><?xml version="1.0" encoding="utf-8"?>
 <w:numbering xmlns:wpc="http://schemas.microsoft.com/office/word/2010/wordprocessingCanvas" xmlns:cx="http://schemas.microsoft.com/office/drawing/2014/chartex" xmlns:cx1="http://schemas.microsoft.com/office/drawing/2015/9/8/chartex" xmlns:cx2="http://schemas.microsoft.com/office/drawing/2015/10/21/chartex" xmlns:cx3="http://schemas.microsoft.com/office/drawing/2016/5/9/chartex" xmlns:cx4="http://schemas.microsoft.com/office/drawing/2016/5/10/chartex" xmlns:cx5="http://schemas.microsoft.com/office/drawing/2016/5/11/chartex" xmlns:cx6="http://schemas.microsoft.com/office/drawing/2016/5/12/chartex" xmlns:cx7="http://schemas.microsoft.com/office/drawing/2016/5/13/chartex" xmlns:cx8="http://schemas.microsoft.com/office/drawing/2016/5/14/chartex" xmlns:mc="http://schemas.openxmlformats.org/markup-compatibility/2006" xmlns:aink="http://schemas.microsoft.com/office/drawing/2016/ink" xmlns:am3d="http://schemas.microsoft.com/office/drawing/2017/model3d" xmlns:o="urn:schemas-microsoft-com:office:office" xmlns:r="http://schemas.openxmlformats.org/officeDocument/2006/relationships" xmlns:m="http://schemas.openxmlformats.org/officeDocument/2006/math" xmlns:v="urn:schemas-microsoft-com:vml" xmlns:wp14="http://schemas.microsoft.com/office/word/2010/wordprocessingDrawing" xmlns:wp="http://schemas.openxmlformats.org/drawingml/2006/wordprocessingDrawing" xmlns:w10="urn:schemas-microsoft-com:office:word" xmlns:w="http://schemas.openxmlformats.org/wordprocessingml/2006/main" xmlns:w14="http://schemas.microsoft.com/office/word/2010/wordml" xmlns:w15="http://schemas.microsoft.com/office/word/2012/wordml" xmlns:w16cid="http://schemas.microsoft.com/office/word/2016/wordml/cid" xmlns:w16se="http://schemas.microsoft.com/office/word/2015/wordml/symex" xmlns:wpg="http://schemas.microsoft.com/office/word/2010/wordprocessingGroup" xmlns:wpi="http://schemas.microsoft.com/office/word/2010/wordprocessingInk" xmlns:wne="http://schemas.microsoft.com/office/word/2006/wordml" xmlns:wps="http://schemas.microsoft.com/office/word/2010/wordprocessingShape" mc:Ignorable="w14 w15 w16se w16cid wp14">
   <w:abstractNum w:abstractNumId="0" w15:restartNumberingAfterBreak="0">
+    <w:nsid w:val="01567E5D"/>
+    <w:multiLevelType w:val="multilevel"/>
+    <w:tmpl w:val="0C94F740"/>
+    <w:lvl w:ilvl="0">
+      <w:start w:val="1"/>
+      <w:numFmt w:val="bullet"/>
+      <w:lvlText w:val=""/>
+      <w:lvlJc w:val="left"/>
+      <w:pPr>
+        <w:tabs>
+          <w:tab w:val="num" w:pos="720"/>
+        </w:tabs>
+        <w:ind w:left="720" w:hanging="360"/>
+      </w:pPr>
+      <w:rPr>
+        <w:rFonts w:ascii="Symbol" w:hAnsi="Symbol" w:hint="default"/>
+        <w:sz w:val="20"/>
+      </w:rPr>
+    </w:lvl>
+    <w:lvl w:ilvl="1">
+      <w:start w:val="1"/>
+      <w:numFmt w:val="bullet"/>
+      <w:lvlText w:val="o"/>
+      <w:lvlJc w:val="left"/>
+      <w:pPr>
+        <w:tabs>
+          <w:tab w:val="num" w:pos="1440"/>
+        </w:tabs>
+        <w:ind w:left="1440" w:hanging="360"/>
+      </w:pPr>
+      <w:rPr>
+        <w:rFonts w:ascii="Courier New" w:hAnsi="Courier New" w:hint="default"/>
+        <w:sz w:val="20"/>
+      </w:rPr>
+    </w:lvl>
+    <w:lvl w:ilvl="2" w:tentative="1">
+      <w:start w:val="1"/>
+      <w:numFmt w:val="bullet"/>
+      <w:lvlText w:val=""/>
+      <w:lvlJc w:val="left"/>
+      <w:pPr>
+        <w:tabs>
+          <w:tab w:val="num" w:pos="2160"/>
+        </w:tabs>
+        <w:ind w:left="2160" w:hanging="360"/>
+      </w:pPr>
+      <w:rPr>
+        <w:rFonts w:ascii="Wingdings" w:hAnsi="Wingdings" w:hint="default"/>
+        <w:sz w:val="20"/>
+      </w:rPr>
+    </w:lvl>
+    <w:lvl w:ilvl="3" w:tentative="1">
+      <w:start w:val="1"/>
+      <w:numFmt w:val="bullet"/>
+      <w:lvlText w:val=""/>
+      <w:lvlJc w:val="left"/>
+      <w:pPr>
+        <w:tabs>
+          <w:tab w:val="num" w:pos="2880"/>
+        </w:tabs>
+        <w:ind w:left="2880" w:hanging="360"/>
+      </w:pPr>
+      <w:rPr>
+        <w:rFonts w:ascii="Wingdings" w:hAnsi="Wingdings" w:hint="default"/>
+        <w:sz w:val="20"/>
+      </w:rPr>
+    </w:lvl>
+    <w:lvl w:ilvl="4" w:tentative="1">
+      <w:start w:val="1"/>
+      <w:numFmt w:val="bullet"/>
+      <w:lvlText w:val=""/>
+      <w:lvlJc w:val="left"/>
+      <w:pPr>
+        <w:tabs>
+          <w:tab w:val="num" w:pos="3600"/>
+        </w:tabs>
+        <w:ind w:left="3600" w:hanging="360"/>
+      </w:pPr>
+      <w:rPr>
+        <w:rFonts w:ascii="Wingdings" w:hAnsi="Wingdings" w:hint="default"/>
+        <w:sz w:val="20"/>
+      </w:rPr>
+    </w:lvl>
+    <w:lvl w:ilvl="5" w:tentative="1">
+      <w:start w:val="1"/>
+      <w:numFmt w:val="bullet"/>
+      <w:lvlText w:val=""/>
+      <w:lvlJc w:val="left"/>
+      <w:pPr>
+        <w:tabs>
+          <w:tab w:val="num" w:pos="4320"/>
+        </w:tabs>
+        <w:ind w:left="4320" w:hanging="360"/>
+      </w:pPr>
+      <w:rPr>
+        <w:rFonts w:ascii="Wingdings" w:hAnsi="Wingdings" w:hint="default"/>
+        <w:sz w:val="20"/>
+      </w:rPr>
+    </w:lvl>
+    <w:lvl w:ilvl="6" w:tentative="1">
+      <w:start w:val="1"/>
+      <w:numFmt w:val="bullet"/>
+      <w:lvlText w:val=""/>
+      <w:lvlJc w:val="left"/>
+      <w:pPr>
+        <w:tabs>
+          <w:tab w:val="num" w:pos="5040"/>
+        </w:tabs>
+        <w:ind w:left="5040" w:hanging="360"/>
+      </w:pPr>
+      <w:rPr>
+        <w:rFonts w:ascii="Wingdings" w:hAnsi="Wingdings" w:hint="default"/>
+        <w:sz w:val="20"/>
+      </w:rPr>
+    </w:lvl>
+    <w:lvl w:ilvl="7" w:tentative="1">
+      <w:start w:val="1"/>
+      <w:numFmt w:val="bullet"/>
+      <w:lvlText w:val=""/>
+      <w:lvlJc w:val="left"/>
+      <w:pPr>
+        <w:tabs>
+          <w:tab w:val="num" w:pos="5760"/>
+        </w:tabs>
+        <w:ind w:left="5760" w:hanging="360"/>
+      </w:pPr>
+      <w:rPr>
+        <w:rFonts w:ascii="Wingdings" w:hAnsi="Wingdings" w:hint="default"/>
+        <w:sz w:val="20"/>
+      </w:rPr>
+    </w:lvl>
+    <w:lvl w:ilvl="8" w:tentative="1">
+      <w:start w:val="1"/>
+      <w:numFmt w:val="bullet"/>
+      <w:lvlText w:val=""/>
+      <w:lvlJc w:val="left"/>
+      <w:pPr>
+        <w:tabs>
+          <w:tab w:val="num" w:pos="6480"/>
+        </w:tabs>
+        <w:ind w:left="6480" w:hanging="360"/>
+      </w:pPr>
+      <w:rPr>
+        <w:rFonts w:ascii="Wingdings" w:hAnsi="Wingdings" w:hint="default"/>
+        <w:sz w:val="20"/>
+      </w:rPr>
+    </w:lvl>
+  </w:abstractNum>
+  <w:abstractNum w:abstractNumId="1" w15:restartNumberingAfterBreak="0">
     <w:nsid w:val="04D91EBB"/>
     <w:multiLevelType w:val="multilevel"/>
     <w:tmpl w:val="2E34CDE6"/>
@@ -4373,7 +7731,7 @@
       </w:rPr>
     </w:lvl>
   </w:abstractNum>
-  <w:abstractNum w:abstractNumId="1" w15:restartNumberingAfterBreak="0">
+  <w:abstractNum w:abstractNumId="2" w15:restartNumberingAfterBreak="0">
     <w:nsid w:val="1DE632BA"/>
     <w:multiLevelType w:val="multilevel"/>
     <w:tmpl w:val="75FE35D6"/>
@@ -4522,7 +7880,7 @@
       </w:rPr>
     </w:lvl>
   </w:abstractNum>
-  <w:abstractNum w:abstractNumId="2" w15:restartNumberingAfterBreak="0">
+  <w:abstractNum w:abstractNumId="3" w15:restartNumberingAfterBreak="0">
     <w:nsid w:val="21197131"/>
     <w:multiLevelType w:val="multilevel"/>
     <w:tmpl w:val="5124580C"/>
@@ -4671,7 +8029,7 @@
       </w:rPr>
     </w:lvl>
   </w:abstractNum>
-  <w:abstractNum w:abstractNumId="3" w15:restartNumberingAfterBreak="0">
+  <w:abstractNum w:abstractNumId="4" w15:restartNumberingAfterBreak="0">
     <w:nsid w:val="21F8542C"/>
     <w:multiLevelType w:val="multilevel"/>
     <w:tmpl w:val="AB30FB1A"/>
@@ -4820,7 +8178,7 @@
       </w:rPr>
     </w:lvl>
   </w:abstractNum>
-  <w:abstractNum w:abstractNumId="4" w15:restartNumberingAfterBreak="0">
+  <w:abstractNum w:abstractNumId="5" w15:restartNumberingAfterBreak="0">
     <w:nsid w:val="22455B11"/>
     <w:multiLevelType w:val="multilevel"/>
     <w:tmpl w:val="B60A2614"/>
@@ -4969,7 +8327,305 @@
       </w:rPr>
     </w:lvl>
   </w:abstractNum>
-  <w:abstractNum w:abstractNumId="5" w15:restartNumberingAfterBreak="0">
+  <w:abstractNum w:abstractNumId="6" w15:restartNumberingAfterBreak="0">
+    <w:nsid w:val="29B002B0"/>
+    <w:multiLevelType w:val="multilevel"/>
+    <w:tmpl w:val="91108984"/>
+    <w:lvl w:ilvl="0">
+      <w:start w:val="1"/>
+      <w:numFmt w:val="bullet"/>
+      <w:lvlText w:val=""/>
+      <w:lvlJc w:val="left"/>
+      <w:pPr>
+        <w:tabs>
+          <w:tab w:val="num" w:pos="720"/>
+        </w:tabs>
+        <w:ind w:left="720" w:hanging="360"/>
+      </w:pPr>
+      <w:rPr>
+        <w:rFonts w:ascii="Symbol" w:hAnsi="Symbol" w:hint="default"/>
+        <w:sz w:val="20"/>
+      </w:rPr>
+    </w:lvl>
+    <w:lvl w:ilvl="1" w:tentative="1">
+      <w:start w:val="1"/>
+      <w:numFmt w:val="bullet"/>
+      <w:lvlText w:val="o"/>
+      <w:lvlJc w:val="left"/>
+      <w:pPr>
+        <w:tabs>
+          <w:tab w:val="num" w:pos="1440"/>
+        </w:tabs>
+        <w:ind w:left="1440" w:hanging="360"/>
+      </w:pPr>
+      <w:rPr>
+        <w:rFonts w:ascii="Courier New" w:hAnsi="Courier New" w:hint="default"/>
+        <w:sz w:val="20"/>
+      </w:rPr>
+    </w:lvl>
+    <w:lvl w:ilvl="2" w:tentative="1">
+      <w:start w:val="1"/>
+      <w:numFmt w:val="bullet"/>
+      <w:lvlText w:val=""/>
+      <w:lvlJc w:val="left"/>
+      <w:pPr>
+        <w:tabs>
+          <w:tab w:val="num" w:pos="2160"/>
+        </w:tabs>
+        <w:ind w:left="2160" w:hanging="360"/>
+      </w:pPr>
+      <w:rPr>
+        <w:rFonts w:ascii="Wingdings" w:hAnsi="Wingdings" w:hint="default"/>
+        <w:sz w:val="20"/>
+      </w:rPr>
+    </w:lvl>
+    <w:lvl w:ilvl="3" w:tentative="1">
+      <w:start w:val="1"/>
+      <w:numFmt w:val="bullet"/>
+      <w:lvlText w:val=""/>
+      <w:lvlJc w:val="left"/>
+      <w:pPr>
+        <w:tabs>
+          <w:tab w:val="num" w:pos="2880"/>
+        </w:tabs>
+        <w:ind w:left="2880" w:hanging="360"/>
+      </w:pPr>
+      <w:rPr>
+        <w:rFonts w:ascii="Wingdings" w:hAnsi="Wingdings" w:hint="default"/>
+        <w:sz w:val="20"/>
+      </w:rPr>
+    </w:lvl>
+    <w:lvl w:ilvl="4" w:tentative="1">
+      <w:start w:val="1"/>
+      <w:numFmt w:val="bullet"/>
+      <w:lvlText w:val=""/>
+      <w:lvlJc w:val="left"/>
+      <w:pPr>
+        <w:tabs>
+          <w:tab w:val="num" w:pos="3600"/>
+        </w:tabs>
+        <w:ind w:left="3600" w:hanging="360"/>
+      </w:pPr>
+      <w:rPr>
+        <w:rFonts w:ascii="Wingdings" w:hAnsi="Wingdings" w:hint="default"/>
+        <w:sz w:val="20"/>
+      </w:rPr>
+    </w:lvl>
+    <w:lvl w:ilvl="5" w:tentative="1">
+      <w:start w:val="1"/>
+      <w:numFmt w:val="bullet"/>
+      <w:lvlText w:val=""/>
+      <w:lvlJc w:val="left"/>
+      <w:pPr>
+        <w:tabs>
+          <w:tab w:val="num" w:pos="4320"/>
+        </w:tabs>
+        <w:ind w:left="4320" w:hanging="360"/>
+      </w:pPr>
+      <w:rPr>
+        <w:rFonts w:ascii="Wingdings" w:hAnsi="Wingdings" w:hint="default"/>
+        <w:sz w:val="20"/>
+      </w:rPr>
+    </w:lvl>
+    <w:lvl w:ilvl="6" w:tentative="1">
+      <w:start w:val="1"/>
+      <w:numFmt w:val="bullet"/>
+      <w:lvlText w:val=""/>
+      <w:lvlJc w:val="left"/>
+      <w:pPr>
+        <w:tabs>
+          <w:tab w:val="num" w:pos="5040"/>
+        </w:tabs>
+        <w:ind w:left="5040" w:hanging="360"/>
+      </w:pPr>
+      <w:rPr>
+        <w:rFonts w:ascii="Wingdings" w:hAnsi="Wingdings" w:hint="default"/>
+        <w:sz w:val="20"/>
+      </w:rPr>
+    </w:lvl>
+    <w:lvl w:ilvl="7" w:tentative="1">
+      <w:start w:val="1"/>
+      <w:numFmt w:val="bullet"/>
+      <w:lvlText w:val=""/>
+      <w:lvlJc w:val="left"/>
+      <w:pPr>
+        <w:tabs>
+          <w:tab w:val="num" w:pos="5760"/>
+        </w:tabs>
+        <w:ind w:left="5760" w:hanging="360"/>
+      </w:pPr>
+      <w:rPr>
+        <w:rFonts w:ascii="Wingdings" w:hAnsi="Wingdings" w:hint="default"/>
+        <w:sz w:val="20"/>
+      </w:rPr>
+    </w:lvl>
+    <w:lvl w:ilvl="8" w:tentative="1">
+      <w:start w:val="1"/>
+      <w:numFmt w:val="bullet"/>
+      <w:lvlText w:val=""/>
+      <w:lvlJc w:val="left"/>
+      <w:pPr>
+        <w:tabs>
+          <w:tab w:val="num" w:pos="6480"/>
+        </w:tabs>
+        <w:ind w:left="6480" w:hanging="360"/>
+      </w:pPr>
+      <w:rPr>
+        <w:rFonts w:ascii="Wingdings" w:hAnsi="Wingdings" w:hint="default"/>
+        <w:sz w:val="20"/>
+      </w:rPr>
+    </w:lvl>
+  </w:abstractNum>
+  <w:abstractNum w:abstractNumId="7" w15:restartNumberingAfterBreak="0">
+    <w:nsid w:val="302247F7"/>
+    <w:multiLevelType w:val="multilevel"/>
+    <w:tmpl w:val="1E5AAB26"/>
+    <w:lvl w:ilvl="0">
+      <w:start w:val="1"/>
+      <w:numFmt w:val="bullet"/>
+      <w:lvlText w:val=""/>
+      <w:lvlJc w:val="left"/>
+      <w:pPr>
+        <w:tabs>
+          <w:tab w:val="num" w:pos="720"/>
+        </w:tabs>
+        <w:ind w:left="720" w:hanging="360"/>
+      </w:pPr>
+      <w:rPr>
+        <w:rFonts w:ascii="Symbol" w:hAnsi="Symbol" w:hint="default"/>
+        <w:sz w:val="20"/>
+      </w:rPr>
+    </w:lvl>
+    <w:lvl w:ilvl="1" w:tentative="1">
+      <w:start w:val="1"/>
+      <w:numFmt w:val="bullet"/>
+      <w:lvlText w:val="o"/>
+      <w:lvlJc w:val="left"/>
+      <w:pPr>
+        <w:tabs>
+          <w:tab w:val="num" w:pos="1440"/>
+        </w:tabs>
+        <w:ind w:left="1440" w:hanging="360"/>
+      </w:pPr>
+      <w:rPr>
+        <w:rFonts w:ascii="Courier New" w:hAnsi="Courier New" w:hint="default"/>
+        <w:sz w:val="20"/>
+      </w:rPr>
+    </w:lvl>
+    <w:lvl w:ilvl="2" w:tentative="1">
+      <w:start w:val="1"/>
+      <w:numFmt w:val="bullet"/>
+      <w:lvlText w:val=""/>
+      <w:lvlJc w:val="left"/>
+      <w:pPr>
+        <w:tabs>
+          <w:tab w:val="num" w:pos="2160"/>
+        </w:tabs>
+        <w:ind w:left="2160" w:hanging="360"/>
+      </w:pPr>
+      <w:rPr>
+        <w:rFonts w:ascii="Wingdings" w:hAnsi="Wingdings" w:hint="default"/>
+        <w:sz w:val="20"/>
+      </w:rPr>
+    </w:lvl>
+    <w:lvl w:ilvl="3" w:tentative="1">
+      <w:start w:val="1"/>
+      <w:numFmt w:val="bullet"/>
+      <w:lvlText w:val=""/>
+      <w:lvlJc w:val="left"/>
+      <w:pPr>
+        <w:tabs>
+          <w:tab w:val="num" w:pos="2880"/>
+        </w:tabs>
+        <w:ind w:left="2880" w:hanging="360"/>
+      </w:pPr>
+      <w:rPr>
+        <w:rFonts w:ascii="Wingdings" w:hAnsi="Wingdings" w:hint="default"/>
+        <w:sz w:val="20"/>
+      </w:rPr>
+    </w:lvl>
+    <w:lvl w:ilvl="4" w:tentative="1">
+      <w:start w:val="1"/>
+      <w:numFmt w:val="bullet"/>
+      <w:lvlText w:val=""/>
+      <w:lvlJc w:val="left"/>
+      <w:pPr>
+        <w:tabs>
+          <w:tab w:val="num" w:pos="3600"/>
+        </w:tabs>
+        <w:ind w:left="3600" w:hanging="360"/>
+      </w:pPr>
+      <w:rPr>
+        <w:rFonts w:ascii="Wingdings" w:hAnsi="Wingdings" w:hint="default"/>
+        <w:sz w:val="20"/>
+      </w:rPr>
+    </w:lvl>
+    <w:lvl w:ilvl="5" w:tentative="1">
+      <w:start w:val="1"/>
+      <w:numFmt w:val="bullet"/>
+      <w:lvlText w:val=""/>
+      <w:lvlJc w:val="left"/>
+      <w:pPr>
+        <w:tabs>
+          <w:tab w:val="num" w:pos="4320"/>
+        </w:tabs>
+        <w:ind w:left="4320" w:hanging="360"/>
+      </w:pPr>
+      <w:rPr>
+        <w:rFonts w:ascii="Wingdings" w:hAnsi="Wingdings" w:hint="default"/>
+        <w:sz w:val="20"/>
+      </w:rPr>
+    </w:lvl>
+    <w:lvl w:ilvl="6" w:tentative="1">
+      <w:start w:val="1"/>
+      <w:numFmt w:val="bullet"/>
+      <w:lvlText w:val=""/>
+      <w:lvlJc w:val="left"/>
+      <w:pPr>
+        <w:tabs>
+          <w:tab w:val="num" w:pos="5040"/>
+        </w:tabs>
+        <w:ind w:left="5040" w:hanging="360"/>
+      </w:pPr>
+      <w:rPr>
+        <w:rFonts w:ascii="Wingdings" w:hAnsi="Wingdings" w:hint="default"/>
+        <w:sz w:val="20"/>
+      </w:rPr>
+    </w:lvl>
+    <w:lvl w:ilvl="7" w:tentative="1">
+      <w:start w:val="1"/>
+      <w:numFmt w:val="bullet"/>
+      <w:lvlText w:val=""/>
+      <w:lvlJc w:val="left"/>
+      <w:pPr>
+        <w:tabs>
+          <w:tab w:val="num" w:pos="5760"/>
+        </w:tabs>
+        <w:ind w:left="5760" w:hanging="360"/>
+      </w:pPr>
+      <w:rPr>
+        <w:rFonts w:ascii="Wingdings" w:hAnsi="Wingdings" w:hint="default"/>
+        <w:sz w:val="20"/>
+      </w:rPr>
+    </w:lvl>
+    <w:lvl w:ilvl="8" w:tentative="1">
+      <w:start w:val="1"/>
+      <w:numFmt w:val="bullet"/>
+      <w:lvlText w:val=""/>
+      <w:lvlJc w:val="left"/>
+      <w:pPr>
+        <w:tabs>
+          <w:tab w:val="num" w:pos="6480"/>
+        </w:tabs>
+        <w:ind w:left="6480" w:hanging="360"/>
+      </w:pPr>
+      <w:rPr>
+        <w:rFonts w:ascii="Wingdings" w:hAnsi="Wingdings" w:hint="default"/>
+        <w:sz w:val="20"/>
+      </w:rPr>
+    </w:lvl>
+  </w:abstractNum>
+  <w:abstractNum w:abstractNumId="8" w15:restartNumberingAfterBreak="0">
     <w:nsid w:val="32CF7606"/>
     <w:multiLevelType w:val="multilevel"/>
     <w:tmpl w:val="3A94B48E"/>
@@ -5118,7 +8774,156 @@
       </w:rPr>
     </w:lvl>
   </w:abstractNum>
-  <w:abstractNum w:abstractNumId="6" w15:restartNumberingAfterBreak="0">
+  <w:abstractNum w:abstractNumId="9" w15:restartNumberingAfterBreak="0">
+    <w:nsid w:val="4D585D63"/>
+    <w:multiLevelType w:val="multilevel"/>
+    <w:tmpl w:val="F412F5A6"/>
+    <w:lvl w:ilvl="0">
+      <w:start w:val="1"/>
+      <w:numFmt w:val="bullet"/>
+      <w:lvlText w:val=""/>
+      <w:lvlJc w:val="left"/>
+      <w:pPr>
+        <w:tabs>
+          <w:tab w:val="num" w:pos="720"/>
+        </w:tabs>
+        <w:ind w:left="720" w:hanging="360"/>
+      </w:pPr>
+      <w:rPr>
+        <w:rFonts w:ascii="Symbol" w:hAnsi="Symbol" w:hint="default"/>
+        <w:sz w:val="20"/>
+      </w:rPr>
+    </w:lvl>
+    <w:lvl w:ilvl="1" w:tentative="1">
+      <w:start w:val="1"/>
+      <w:numFmt w:val="bullet"/>
+      <w:lvlText w:val="o"/>
+      <w:lvlJc w:val="left"/>
+      <w:pPr>
+        <w:tabs>
+          <w:tab w:val="num" w:pos="1440"/>
+        </w:tabs>
+        <w:ind w:left="1440" w:hanging="360"/>
+      </w:pPr>
+      <w:rPr>
+        <w:rFonts w:ascii="Courier New" w:hAnsi="Courier New" w:hint="default"/>
+        <w:sz w:val="20"/>
+      </w:rPr>
+    </w:lvl>
+    <w:lvl w:ilvl="2" w:tentative="1">
+      <w:start w:val="1"/>
+      <w:numFmt w:val="bullet"/>
+      <w:lvlText w:val=""/>
+      <w:lvlJc w:val="left"/>
+      <w:pPr>
+        <w:tabs>
+          <w:tab w:val="num" w:pos="2160"/>
+        </w:tabs>
+        <w:ind w:left="2160" w:hanging="360"/>
+      </w:pPr>
+      <w:rPr>
+        <w:rFonts w:ascii="Wingdings" w:hAnsi="Wingdings" w:hint="default"/>
+        <w:sz w:val="20"/>
+      </w:rPr>
+    </w:lvl>
+    <w:lvl w:ilvl="3" w:tentative="1">
+      <w:start w:val="1"/>
+      <w:numFmt w:val="bullet"/>
+      <w:lvlText w:val=""/>
+      <w:lvlJc w:val="left"/>
+      <w:pPr>
+        <w:tabs>
+          <w:tab w:val="num" w:pos="2880"/>
+        </w:tabs>
+        <w:ind w:left="2880" w:hanging="360"/>
+      </w:pPr>
+      <w:rPr>
+        <w:rFonts w:ascii="Wingdings" w:hAnsi="Wingdings" w:hint="default"/>
+        <w:sz w:val="20"/>
+      </w:rPr>
+    </w:lvl>
+    <w:lvl w:ilvl="4" w:tentative="1">
+      <w:start w:val="1"/>
+      <w:numFmt w:val="bullet"/>
+      <w:lvlText w:val=""/>
+      <w:lvlJc w:val="left"/>
+      <w:pPr>
+        <w:tabs>
+          <w:tab w:val="num" w:pos="3600"/>
+        </w:tabs>
+        <w:ind w:left="3600" w:hanging="360"/>
+      </w:pPr>
+      <w:rPr>
+        <w:rFonts w:ascii="Wingdings" w:hAnsi="Wingdings" w:hint="default"/>
+        <w:sz w:val="20"/>
+      </w:rPr>
+    </w:lvl>
+    <w:lvl w:ilvl="5" w:tentative="1">
+      <w:start w:val="1"/>
+      <w:numFmt w:val="bullet"/>
+      <w:lvlText w:val=""/>
+      <w:lvlJc w:val="left"/>
+      <w:pPr>
+        <w:tabs>
+          <w:tab w:val="num" w:pos="4320"/>
+        </w:tabs>
+        <w:ind w:left="4320" w:hanging="360"/>
+      </w:pPr>
+      <w:rPr>
+        <w:rFonts w:ascii="Wingdings" w:hAnsi="Wingdings" w:hint="default"/>
+        <w:sz w:val="20"/>
+      </w:rPr>
+    </w:lvl>
+    <w:lvl w:ilvl="6" w:tentative="1">
+      <w:start w:val="1"/>
+      <w:numFmt w:val="bullet"/>
+      <w:lvlText w:val=""/>
+      <w:lvlJc w:val="left"/>
+      <w:pPr>
+        <w:tabs>
+          <w:tab w:val="num" w:pos="5040"/>
+        </w:tabs>
+        <w:ind w:left="5040" w:hanging="360"/>
+      </w:pPr>
+      <w:rPr>
+        <w:rFonts w:ascii="Wingdings" w:hAnsi="Wingdings" w:hint="default"/>
+        <w:sz w:val="20"/>
+      </w:rPr>
+    </w:lvl>
+    <w:lvl w:ilvl="7" w:tentative="1">
+      <w:start w:val="1"/>
+      <w:numFmt w:val="bullet"/>
+      <w:lvlText w:val=""/>
+      <w:lvlJc w:val="left"/>
+      <w:pPr>
+        <w:tabs>
+          <w:tab w:val="num" w:pos="5760"/>
+        </w:tabs>
+        <w:ind w:left="5760" w:hanging="360"/>
+      </w:pPr>
+      <w:rPr>
+        <w:rFonts w:ascii="Wingdings" w:hAnsi="Wingdings" w:hint="default"/>
+        <w:sz w:val="20"/>
+      </w:rPr>
+    </w:lvl>
+    <w:lvl w:ilvl="8" w:tentative="1">
+      <w:start w:val="1"/>
+      <w:numFmt w:val="bullet"/>
+      <w:lvlText w:val=""/>
+      <w:lvlJc w:val="left"/>
+      <w:pPr>
+        <w:tabs>
+          <w:tab w:val="num" w:pos="6480"/>
+        </w:tabs>
+        <w:ind w:left="6480" w:hanging="360"/>
+      </w:pPr>
+      <w:rPr>
+        <w:rFonts w:ascii="Wingdings" w:hAnsi="Wingdings" w:hint="default"/>
+        <w:sz w:val="20"/>
+      </w:rPr>
+    </w:lvl>
+  </w:abstractNum>
+  <w:abstractNum w:abstractNumId="10" w15:restartNumberingAfterBreak="0">
     <w:nsid w:val="4E1419C4"/>
     <w:multiLevelType w:val="multilevel"/>
     <w:tmpl w:val="41FE1F14"/>
@@ -5267,7 +9072,7 @@
       </w:rPr>
     </w:lvl>
   </w:abstractNum>
-  <w:abstractNum w:abstractNumId="7" w15:restartNumberingAfterBreak="0">
+  <w:abstractNum w:abstractNumId="11" w15:restartNumberingAfterBreak="0">
     <w:nsid w:val="50256D71"/>
     <w:multiLevelType w:val="multilevel"/>
     <w:tmpl w:val="9BF81754"/>
@@ -5416,7 +9221,7 @@
       </w:rPr>
     </w:lvl>
   </w:abstractNum>
-  <w:abstractNum w:abstractNumId="8" w15:restartNumberingAfterBreak="0">
+  <w:abstractNum w:abstractNumId="12" w15:restartNumberingAfterBreak="0">
     <w:nsid w:val="56E712E6"/>
     <w:multiLevelType w:val="multilevel"/>
     <w:tmpl w:val="5616143A"/>
@@ -5565,7 +9370,7 @@
       </w:rPr>
     </w:lvl>
   </w:abstractNum>
-  <w:abstractNum w:abstractNumId="9" w15:restartNumberingAfterBreak="0">
+  <w:abstractNum w:abstractNumId="13" w15:restartNumberingAfterBreak="0">
     <w:nsid w:val="5FA046AA"/>
     <w:multiLevelType w:val="multilevel"/>
     <w:tmpl w:val="74241036"/>
@@ -5714,7 +9519,7 @@
       </w:rPr>
     </w:lvl>
   </w:abstractNum>
-  <w:abstractNum w:abstractNumId="10" w15:restartNumberingAfterBreak="0">
+  <w:abstractNum w:abstractNumId="14" w15:restartNumberingAfterBreak="0">
     <w:nsid w:val="6788271E"/>
     <w:multiLevelType w:val="multilevel"/>
     <w:tmpl w:val="2E34CDE6"/>
@@ -5863,7 +9668,7 @@
       </w:rPr>
     </w:lvl>
   </w:abstractNum>
-  <w:abstractNum w:abstractNumId="11" w15:restartNumberingAfterBreak="0">
+  <w:abstractNum w:abstractNumId="15" w15:restartNumberingAfterBreak="0">
     <w:nsid w:val="6E5159ED"/>
     <w:multiLevelType w:val="multilevel"/>
     <w:tmpl w:val="68305F08"/>
@@ -6012,7 +9817,7 @@
       </w:rPr>
     </w:lvl>
   </w:abstractNum>
-  <w:abstractNum w:abstractNumId="12" w15:restartNumberingAfterBreak="0">
+  <w:abstractNum w:abstractNumId="16" w15:restartNumberingAfterBreak="0">
     <w:nsid w:val="70326B71"/>
     <w:multiLevelType w:val="multilevel"/>
     <w:tmpl w:val="555039F8"/>
@@ -6161,7 +9966,305 @@
       </w:rPr>
     </w:lvl>
   </w:abstractNum>
-  <w:abstractNum w:abstractNumId="13" w15:restartNumberingAfterBreak="0">
+  <w:abstractNum w:abstractNumId="17" w15:restartNumberingAfterBreak="0">
+    <w:nsid w:val="79CD6DBB"/>
+    <w:multiLevelType w:val="multilevel"/>
+    <w:tmpl w:val="CD98CBFE"/>
+    <w:lvl w:ilvl="0">
+      <w:start w:val="1"/>
+      <w:numFmt w:val="bullet"/>
+      <w:lvlText w:val=""/>
+      <w:lvlJc w:val="left"/>
+      <w:pPr>
+        <w:tabs>
+          <w:tab w:val="num" w:pos="720"/>
+        </w:tabs>
+        <w:ind w:left="720" w:hanging="360"/>
+      </w:pPr>
+      <w:rPr>
+        <w:rFonts w:ascii="Symbol" w:hAnsi="Symbol" w:hint="default"/>
+        <w:sz w:val="20"/>
+      </w:rPr>
+    </w:lvl>
+    <w:lvl w:ilvl="1" w:tentative="1">
+      <w:start w:val="1"/>
+      <w:numFmt w:val="bullet"/>
+      <w:lvlText w:val="o"/>
+      <w:lvlJc w:val="left"/>
+      <w:pPr>
+        <w:tabs>
+          <w:tab w:val="num" w:pos="1440"/>
+        </w:tabs>
+        <w:ind w:left="1440" w:hanging="360"/>
+      </w:pPr>
+      <w:rPr>
+        <w:rFonts w:ascii="Courier New" w:hAnsi="Courier New" w:hint="default"/>
+        <w:sz w:val="20"/>
+      </w:rPr>
+    </w:lvl>
+    <w:lvl w:ilvl="2" w:tentative="1">
+      <w:start w:val="1"/>
+      <w:numFmt w:val="bullet"/>
+      <w:lvlText w:val=""/>
+      <w:lvlJc w:val="left"/>
+      <w:pPr>
+        <w:tabs>
+          <w:tab w:val="num" w:pos="2160"/>
+        </w:tabs>
+        <w:ind w:left="2160" w:hanging="360"/>
+      </w:pPr>
+      <w:rPr>
+        <w:rFonts w:ascii="Wingdings" w:hAnsi="Wingdings" w:hint="default"/>
+        <w:sz w:val="20"/>
+      </w:rPr>
+    </w:lvl>
+    <w:lvl w:ilvl="3" w:tentative="1">
+      <w:start w:val="1"/>
+      <w:numFmt w:val="bullet"/>
+      <w:lvlText w:val=""/>
+      <w:lvlJc w:val="left"/>
+      <w:pPr>
+        <w:tabs>
+          <w:tab w:val="num" w:pos="2880"/>
+        </w:tabs>
+        <w:ind w:left="2880" w:hanging="360"/>
+      </w:pPr>
+      <w:rPr>
+        <w:rFonts w:ascii="Wingdings" w:hAnsi="Wingdings" w:hint="default"/>
+        <w:sz w:val="20"/>
+      </w:rPr>
+    </w:lvl>
+    <w:lvl w:ilvl="4" w:tentative="1">
+      <w:start w:val="1"/>
+      <w:numFmt w:val="bullet"/>
+      <w:lvlText w:val=""/>
+      <w:lvlJc w:val="left"/>
+      <w:pPr>
+        <w:tabs>
+          <w:tab w:val="num" w:pos="3600"/>
+        </w:tabs>
+        <w:ind w:left="3600" w:hanging="360"/>
+      </w:pPr>
+      <w:rPr>
+        <w:rFonts w:ascii="Wingdings" w:hAnsi="Wingdings" w:hint="default"/>
+        <w:sz w:val="20"/>
+      </w:rPr>
+    </w:lvl>
+    <w:lvl w:ilvl="5" w:tentative="1">
+      <w:start w:val="1"/>
+      <w:numFmt w:val="bullet"/>
+      <w:lvlText w:val=""/>
+      <w:lvlJc w:val="left"/>
+      <w:pPr>
+        <w:tabs>
+          <w:tab w:val="num" w:pos="4320"/>
+        </w:tabs>
+        <w:ind w:left="4320" w:hanging="360"/>
+      </w:pPr>
+      <w:rPr>
+        <w:rFonts w:ascii="Wingdings" w:hAnsi="Wingdings" w:hint="default"/>
+        <w:sz w:val="20"/>
+      </w:rPr>
+    </w:lvl>
+    <w:lvl w:ilvl="6" w:tentative="1">
+      <w:start w:val="1"/>
+      <w:numFmt w:val="bullet"/>
+      <w:lvlText w:val=""/>
+      <w:lvlJc w:val="left"/>
+      <w:pPr>
+        <w:tabs>
+          <w:tab w:val="num" w:pos="5040"/>
+        </w:tabs>
+        <w:ind w:left="5040" w:hanging="360"/>
+      </w:pPr>
+      <w:rPr>
+        <w:rFonts w:ascii="Wingdings" w:hAnsi="Wingdings" w:hint="default"/>
+        <w:sz w:val="20"/>
+      </w:rPr>
+    </w:lvl>
+    <w:lvl w:ilvl="7" w:tentative="1">
+      <w:start w:val="1"/>
+      <w:numFmt w:val="bullet"/>
+      <w:lvlText w:val=""/>
+      <w:lvlJc w:val="left"/>
+      <w:pPr>
+        <w:tabs>
+          <w:tab w:val="num" w:pos="5760"/>
+        </w:tabs>
+        <w:ind w:left="5760" w:hanging="360"/>
+      </w:pPr>
+      <w:rPr>
+        <w:rFonts w:ascii="Wingdings" w:hAnsi="Wingdings" w:hint="default"/>
+        <w:sz w:val="20"/>
+      </w:rPr>
+    </w:lvl>
+    <w:lvl w:ilvl="8" w:tentative="1">
+      <w:start w:val="1"/>
+      <w:numFmt w:val="bullet"/>
+      <w:lvlText w:val=""/>
+      <w:lvlJc w:val="left"/>
+      <w:pPr>
+        <w:tabs>
+          <w:tab w:val="num" w:pos="6480"/>
+        </w:tabs>
+        <w:ind w:left="6480" w:hanging="360"/>
+      </w:pPr>
+      <w:rPr>
+        <w:rFonts w:ascii="Wingdings" w:hAnsi="Wingdings" w:hint="default"/>
+        <w:sz w:val="20"/>
+      </w:rPr>
+    </w:lvl>
+  </w:abstractNum>
+  <w:abstractNum w:abstractNumId="18" w15:restartNumberingAfterBreak="0">
+    <w:nsid w:val="79E92075"/>
+    <w:multiLevelType w:val="multilevel"/>
+    <w:tmpl w:val="AECEB630"/>
+    <w:lvl w:ilvl="0">
+      <w:start w:val="1"/>
+      <w:numFmt w:val="bullet"/>
+      <w:lvlText w:val=""/>
+      <w:lvlJc w:val="left"/>
+      <w:pPr>
+        <w:tabs>
+          <w:tab w:val="num" w:pos="720"/>
+        </w:tabs>
+        <w:ind w:left="720" w:hanging="360"/>
+      </w:pPr>
+      <w:rPr>
+        <w:rFonts w:ascii="Symbol" w:hAnsi="Symbol" w:hint="default"/>
+        <w:sz w:val="20"/>
+      </w:rPr>
+    </w:lvl>
+    <w:lvl w:ilvl="1" w:tentative="1">
+      <w:start w:val="1"/>
+      <w:numFmt w:val="bullet"/>
+      <w:lvlText w:val="o"/>
+      <w:lvlJc w:val="left"/>
+      <w:pPr>
+        <w:tabs>
+          <w:tab w:val="num" w:pos="1440"/>
+        </w:tabs>
+        <w:ind w:left="1440" w:hanging="360"/>
+      </w:pPr>
+      <w:rPr>
+        <w:rFonts w:ascii="Courier New" w:hAnsi="Courier New" w:hint="default"/>
+        <w:sz w:val="20"/>
+      </w:rPr>
+    </w:lvl>
+    <w:lvl w:ilvl="2" w:tentative="1">
+      <w:start w:val="1"/>
+      <w:numFmt w:val="bullet"/>
+      <w:lvlText w:val=""/>
+      <w:lvlJc w:val="left"/>
+      <w:pPr>
+        <w:tabs>
+          <w:tab w:val="num" w:pos="2160"/>
+        </w:tabs>
+        <w:ind w:left="2160" w:hanging="360"/>
+      </w:pPr>
+      <w:rPr>
+        <w:rFonts w:ascii="Wingdings" w:hAnsi="Wingdings" w:hint="default"/>
+        <w:sz w:val="20"/>
+      </w:rPr>
+    </w:lvl>
+    <w:lvl w:ilvl="3" w:tentative="1">
+      <w:start w:val="1"/>
+      <w:numFmt w:val="bullet"/>
+      <w:lvlText w:val=""/>
+      <w:lvlJc w:val="left"/>
+      <w:pPr>
+        <w:tabs>
+          <w:tab w:val="num" w:pos="2880"/>
+        </w:tabs>
+        <w:ind w:left="2880" w:hanging="360"/>
+      </w:pPr>
+      <w:rPr>
+        <w:rFonts w:ascii="Wingdings" w:hAnsi="Wingdings" w:hint="default"/>
+        <w:sz w:val="20"/>
+      </w:rPr>
+    </w:lvl>
+    <w:lvl w:ilvl="4" w:tentative="1">
+      <w:start w:val="1"/>
+      <w:numFmt w:val="bullet"/>
+      <w:lvlText w:val=""/>
+      <w:lvlJc w:val="left"/>
+      <w:pPr>
+        <w:tabs>
+          <w:tab w:val="num" w:pos="3600"/>
+        </w:tabs>
+        <w:ind w:left="3600" w:hanging="360"/>
+      </w:pPr>
+      <w:rPr>
+        <w:rFonts w:ascii="Wingdings" w:hAnsi="Wingdings" w:hint="default"/>
+        <w:sz w:val="20"/>
+      </w:rPr>
+    </w:lvl>
+    <w:lvl w:ilvl="5" w:tentative="1">
+      <w:start w:val="1"/>
+      <w:numFmt w:val="bullet"/>
+      <w:lvlText w:val=""/>
+      <w:lvlJc w:val="left"/>
+      <w:pPr>
+        <w:tabs>
+          <w:tab w:val="num" w:pos="4320"/>
+        </w:tabs>
+        <w:ind w:left="4320" w:hanging="360"/>
+      </w:pPr>
+      <w:rPr>
+        <w:rFonts w:ascii="Wingdings" w:hAnsi="Wingdings" w:hint="default"/>
+        <w:sz w:val="20"/>
+      </w:rPr>
+    </w:lvl>
+    <w:lvl w:ilvl="6" w:tentative="1">
+      <w:start w:val="1"/>
+      <w:numFmt w:val="bullet"/>
+      <w:lvlText w:val=""/>
+      <w:lvlJc w:val="left"/>
+      <w:pPr>
+        <w:tabs>
+          <w:tab w:val="num" w:pos="5040"/>
+        </w:tabs>
+        <w:ind w:left="5040" w:hanging="360"/>
+      </w:pPr>
+      <w:rPr>
+        <w:rFonts w:ascii="Wingdings" w:hAnsi="Wingdings" w:hint="default"/>
+        <w:sz w:val="20"/>
+      </w:rPr>
+    </w:lvl>
+    <w:lvl w:ilvl="7" w:tentative="1">
+      <w:start w:val="1"/>
+      <w:numFmt w:val="bullet"/>
+      <w:lvlText w:val=""/>
+      <w:lvlJc w:val="left"/>
+      <w:pPr>
+        <w:tabs>
+          <w:tab w:val="num" w:pos="5760"/>
+        </w:tabs>
+        <w:ind w:left="5760" w:hanging="360"/>
+      </w:pPr>
+      <w:rPr>
+        <w:rFonts w:ascii="Wingdings" w:hAnsi="Wingdings" w:hint="default"/>
+        <w:sz w:val="20"/>
+      </w:rPr>
+    </w:lvl>
+    <w:lvl w:ilvl="8" w:tentative="1">
+      <w:start w:val="1"/>
+      <w:numFmt w:val="bullet"/>
+      <w:lvlText w:val=""/>
+      <w:lvlJc w:val="left"/>
+      <w:pPr>
+        <w:tabs>
+          <w:tab w:val="num" w:pos="6480"/>
+        </w:tabs>
+        <w:ind w:left="6480" w:hanging="360"/>
+      </w:pPr>
+      <w:rPr>
+        <w:rFonts w:ascii="Wingdings" w:hAnsi="Wingdings" w:hint="default"/>
+        <w:sz w:val="20"/>
+      </w:rPr>
+    </w:lvl>
+  </w:abstractNum>
+  <w:abstractNum w:abstractNumId="19" w15:restartNumberingAfterBreak="0">
     <w:nsid w:val="7B844A61"/>
     <w:multiLevelType w:val="multilevel"/>
     <w:tmpl w:val="71A8DB8A"/>
@@ -6310,7 +10413,7 @@
       </w:rPr>
     </w:lvl>
   </w:abstractNum>
-  <w:abstractNum w:abstractNumId="14" w15:restartNumberingAfterBreak="0">
+  <w:abstractNum w:abstractNumId="20" w15:restartNumberingAfterBreak="0">
     <w:nsid w:val="7BC62158"/>
     <w:multiLevelType w:val="multilevel"/>
     <w:tmpl w:val="EBDCF854"/>
@@ -6460,49 +10563,67 @@
     </w:lvl>
   </w:abstractNum>
   <w:num w:numId="1">
+    <w:abstractNumId w:val="20"/>
+  </w:num>
+  <w:num w:numId="2">
+    <w:abstractNumId w:val="8"/>
+  </w:num>
+  <w:num w:numId="3">
+    <w:abstractNumId w:val="3"/>
+  </w:num>
+  <w:num w:numId="4">
+    <w:abstractNumId w:val="12"/>
+  </w:num>
+  <w:num w:numId="5">
+    <w:abstractNumId w:val="1"/>
+  </w:num>
+  <w:num w:numId="6">
     <w:abstractNumId w:val="14"/>
   </w:num>
-  <w:num w:numId="2">
+  <w:num w:numId="7">
+    <w:abstractNumId w:val="19"/>
+  </w:num>
+  <w:num w:numId="8">
+    <w:abstractNumId w:val="16"/>
+  </w:num>
+  <w:num w:numId="9">
+    <w:abstractNumId w:val="4"/>
+  </w:num>
+  <w:num w:numId="10">
+    <w:abstractNumId w:val="15"/>
+  </w:num>
+  <w:num w:numId="11">
     <w:abstractNumId w:val="5"/>
   </w:num>
-  <w:num w:numId="3">
+  <w:num w:numId="12">
     <w:abstractNumId w:val="2"/>
   </w:num>
-  <w:num w:numId="4">
-    <w:abstractNumId w:val="8"/>
+  <w:num w:numId="13">
+    <w:abstractNumId w:val="10"/>
   </w:num>
-  <w:num w:numId="5">
+  <w:num w:numId="14">
+    <w:abstractNumId w:val="13"/>
+  </w:num>
+  <w:num w:numId="15">
+    <w:abstractNumId w:val="11"/>
+  </w:num>
+  <w:num w:numId="16">
+    <w:abstractNumId w:val="7"/>
+  </w:num>
+  <w:num w:numId="17">
+    <w:abstractNumId w:val="6"/>
+  </w:num>
+  <w:num w:numId="18">
+    <w:abstractNumId w:val="17"/>
+  </w:num>
+  <w:num w:numId="19">
     <w:abstractNumId w:val="0"/>
   </w:num>
-  <w:num w:numId="6">
-    <w:abstractNumId w:val="10"/>
+  <w:num w:numId="20">
+    <w:abstractNumId w:val="18"/>
   </w:num>
-  <w:num w:numId="7">
-    <w:abstractNumId w:val="13"/>
-  </w:num>
-  <w:num w:numId="8">
-    <w:abstractNumId w:val="12"/>
-  </w:num>
-  <w:num w:numId="9">
-    <w:abstractNumId w:val="3"/>
-  </w:num>
-  <w:num w:numId="10">
-    <w:abstractNumId w:val="11"/>
-  </w:num>
-  <w:num w:numId="11">
-    <w:abstractNumId w:val="4"/>
-  </w:num>
-  <w:num w:numId="12">
-    <w:abstractNumId w:val="1"/>
-  </w:num>
-  <w:num w:numId="13">
-    <w:abstractNumId w:val="6"/>
-  </w:num>
-  <w:num w:numId="14">
+  <w:num w:numId="21">
     <w:abstractNumId w:val="9"/>
-  </w:num>
-  <w:num w:numId="15">
-    <w:abstractNumId w:val="7"/>
   </w:num>
 </w:numbering>
 </file>
